--- a/backend/word_templates/工程类/集团外工程/机械租赁/五选二/3.交易文件.docx
+++ b/backend/word_templates/工程类/集团外工程/机械租赁/五选二/3.交易文件.docx
@@ -49,6 +49,7 @@
         <w:rPr>
           <w:rFonts w:hint="eastAsia" w:ascii="方正小标宋简体" w:eastAsia="方正小标宋简体"/>
           <w:b/>
+          <w:color w:val="0000FF"/>
           <w:sz w:val="52"/>
           <w:szCs w:val="52"/>
           <w:highlight w:val="none"/>
@@ -234,12 +235,44 @@
       <w:r>
         <w:rPr>
           <w:rFonts w:hint="eastAsia" w:ascii="黑体" w:hAnsi="黑体" w:eastAsia="黑体" w:cs="仿宋_GB2312"/>
+          <w:color w:val="0000FF"/>
           <w:sz w:val="32"/>
           <w:szCs w:val="32"/>
           <w:highlight w:val="none"/>
           <w:lang w:val="en-US" w:eastAsia="zh-CN"/>
         </w:rPr>
-        <w:t>{{jiaoyi_fengmian_year}}年{{jiaoyi_fengmian_month}}月</w:t>
+        <w:t>{{jiaoyi_fengmian_year}}</w:t>
+      </w:r>
+      <w:r>
+        <w:rPr>
+          <w:rFonts w:hint="eastAsia" w:ascii="黑体" w:hAnsi="黑体" w:eastAsia="黑体" w:cs="仿宋_GB2312"/>
+          <w:sz w:val="32"/>
+          <w:szCs w:val="32"/>
+          <w:highlight w:val="none"/>
+          <w:lang w:val="en-US" w:eastAsia="zh-CN"/>
+        </w:rPr>
+        <w:t>年</w:t>
+      </w:r>
+      <w:r>
+        <w:rPr>
+          <w:rFonts w:hint="eastAsia" w:ascii="黑体" w:hAnsi="黑体" w:eastAsia="黑体" w:cs="仿宋_GB2312"/>
+          <w:color w:val="0000FF"/>
+          <w:sz w:val="32"/>
+          <w:szCs w:val="32"/>
+          <w:highlight w:val="none"/>
+          <w:lang w:val="en-US" w:eastAsia="zh-CN"/>
+        </w:rPr>
+        <w:t>{{jiaoyi_fengmian_month}}</w:t>
+      </w:r>
+      <w:r>
+        <w:rPr>
+          <w:rFonts w:hint="eastAsia" w:ascii="黑体" w:hAnsi="黑体" w:eastAsia="黑体" w:cs="仿宋_GB2312"/>
+          <w:sz w:val="32"/>
+          <w:szCs w:val="32"/>
+          <w:highlight w:val="none"/>
+          <w:lang w:val="en-US" w:eastAsia="zh-CN"/>
+        </w:rPr>
+        <w:t>月</w:t>
       </w:r>
     </w:p>
     <w:p>
@@ -264,10 +297,22 @@
     <w:p>
       <w:pPr>
         <w:pStyle w:val="62"/>
+        <w:keepNext w:val="0"/>
+        <w:keepLines w:val="0"/>
+        <w:pageBreakBefore/>
+        <w:widowControl w:val="0"/>
+        <w:kinsoku/>
+        <w:wordWrap/>
+        <w:overflowPunct/>
+        <w:topLinePunct w:val="0"/>
+        <w:autoSpaceDE/>
+        <w:autoSpaceDN/>
+        <w:bidi w:val="0"/>
         <w:adjustRightInd w:val="0"/>
         <w:snapToGrid w:val="0"/>
         <w:spacing w:before="0" w:line="600" w:lineRule="exact"/>
         <w:jc w:val="center"/>
+        <w:textAlignment w:val="auto"/>
         <w:rPr>
           <w:rFonts w:ascii="方正小标宋简体" w:eastAsia="方正小标宋简体"/>
           <w:b/>
@@ -280,18 +325,6 @@
       </w:pPr>
       <w:bookmarkStart w:id="1" w:name="_Toc24600"/>
       <w:bookmarkStart w:id="2" w:name="_Toc27437"/>
-      <w:r>
-        <w:rPr>
-          <w:rFonts w:hint="eastAsia" w:ascii="方正小标宋简体" w:eastAsia="方正小标宋简体"/>
-          <w:b/>
-          <w:color w:val="auto"/>
-          <w:sz w:val="44"/>
-          <w:szCs w:val="44"/>
-          <w:highlight w:val="none"/>
-          <w:lang w:val="zh-CN"/>
-        </w:rPr>
-        <w:br w:type="page"/>
-      </w:r>
       <w:r>
         <w:rPr>
           <w:rFonts w:hint="eastAsia" w:ascii="方正小标宋简体" w:eastAsia="方正小标宋简体"/>
@@ -1363,7 +1396,8 @@
       <w:pPr>
         <w:keepNext w:val="0"/>
         <w:keepLines w:val="0"/>
-        <w:pageBreakBefore w:val="0"/>
+        <w:pageBreakBefore/>
+        <w:widowControl w:val="0"/>
         <w:kinsoku/>
         <w:wordWrap/>
         <w:overflowPunct/>
@@ -1371,9 +1405,10 @@
         <w:autoSpaceDE/>
         <w:autoSpaceDN/>
         <w:bidi w:val="0"/>
+        <w:adjustRightInd/>
         <w:snapToGrid w:val="0"/>
         <w:spacing w:line="580" w:lineRule="exact"/>
-        <w:ind w:firstLine="560" w:firstLineChars="200"/>
+        <w:ind w:firstLine="720" w:firstLineChars="200"/>
         <w:jc w:val="center"/>
         <w:textAlignment w:val="auto"/>
         <w:outlineLvl w:val="0"/>
@@ -1387,17 +1422,6 @@
           <w:lang w:val="en-US" w:eastAsia="zh-CN" w:bidi="ar-SA"/>
         </w:rPr>
       </w:pPr>
-      <w:r>
-        <w:rPr>
-          <w:rFonts w:hint="eastAsia" w:ascii="仿宋_GB2312" w:eastAsia="仿宋_GB2312"/>
-          <w:sz w:val="28"/>
-          <w:szCs w:val="28"/>
-          <w:highlight w:val="none"/>
-          <w:u w:val="single"/>
-          <w:lang w:val="en-US" w:eastAsia="zh-CN"/>
-        </w:rPr>
-        <w:br w:type="page"/>
-      </w:r>
       <w:bookmarkStart w:id="3" w:name="_Toc20064"/>
       <w:r>
         <w:rPr>
@@ -1496,6 +1520,7 @@
       <w:r>
         <w:rPr>
           <w:rFonts w:hint="eastAsia" w:ascii="仿宋_GB2312" w:eastAsia="仿宋_GB2312"/>
+          <w:color w:val="0000FF"/>
           <w:sz w:val="28"/>
           <w:szCs w:val="28"/>
           <w:highlight w:val="none"/>
@@ -1557,6 +1582,7 @@
         <w:keepNext w:val="0"/>
         <w:keepLines w:val="0"/>
         <w:pageBreakBefore w:val="0"/>
+        <w:widowControl w:val="0"/>
         <w:kinsoku/>
         <w:wordWrap/>
         <w:overflowPunct/>
@@ -1566,7 +1592,7 @@
         <w:bidi w:val="0"/>
         <w:adjustRightInd w:val="0"/>
         <w:snapToGrid w:val="0"/>
-        <w:spacing w:line="560" w:lineRule="exact"/>
+        <w:spacing w:line="360" w:lineRule="auto"/>
         <w:ind w:firstLine="643" w:firstLineChars="200"/>
         <w:jc w:val="left"/>
         <w:textAlignment w:val="auto"/>
@@ -1618,6 +1644,7 @@
         <w:keepNext w:val="0"/>
         <w:keepLines w:val="0"/>
         <w:pageBreakBefore w:val="0"/>
+        <w:widowControl w:val="0"/>
         <w:kinsoku/>
         <w:wordWrap/>
         <w:overflowPunct/>
@@ -1627,7 +1654,7 @@
         <w:bidi w:val="0"/>
         <w:adjustRightInd w:val="0"/>
         <w:snapToGrid w:val="0"/>
-        <w:spacing w:line="560" w:lineRule="exact"/>
+        <w:spacing w:line="360" w:lineRule="auto"/>
         <w:ind w:firstLine="560" w:firstLineChars="200"/>
         <w:jc w:val="left"/>
         <w:textAlignment w:val="auto"/>
@@ -1650,9 +1677,11 @@
       <w:r>
         <w:rPr>
           <w:rFonts w:hint="eastAsia" w:ascii="仿宋_GB2312" w:eastAsia="仿宋_GB2312"/>
-          <w:sz w:val="28"/>
-          <w:szCs w:val="28"/>
-          <w:highlight w:val="none"/>
+          <w:color w:val="0000FF"/>
+          <w:sz w:val="28"/>
+          <w:szCs w:val="28"/>
+          <w:highlight w:val="none"/>
+          <w:u w:val="single"/>
           <w:lang w:val="en-US" w:eastAsia="zh-CN"/>
         </w:rPr>
         <w:t>{{caigou_xiangmu_ming}}</w:t>
@@ -1663,6 +1692,7 @@
         <w:keepNext w:val="0"/>
         <w:keepLines w:val="0"/>
         <w:pageBreakBefore w:val="0"/>
+        <w:widowControl w:val="0"/>
         <w:kinsoku/>
         <w:wordWrap/>
         <w:overflowPunct/>
@@ -1672,7 +1702,7 @@
         <w:bidi w:val="0"/>
         <w:adjustRightInd w:val="0"/>
         <w:snapToGrid w:val="0"/>
-        <w:spacing w:line="560" w:lineRule="exact"/>
+        <w:spacing w:line="360" w:lineRule="auto"/>
         <w:ind w:firstLine="560" w:firstLineChars="200"/>
         <w:jc w:val="left"/>
         <w:textAlignment w:val="auto"/>
@@ -1731,6 +1761,7 @@
         <w:keepNext w:val="0"/>
         <w:keepLines w:val="0"/>
         <w:pageBreakBefore w:val="0"/>
+        <w:widowControl w:val="0"/>
         <w:kinsoku/>
         <w:wordWrap/>
         <w:overflowPunct/>
@@ -1740,7 +1771,7 @@
         <w:bidi w:val="0"/>
         <w:adjustRightInd w:val="0"/>
         <w:snapToGrid w:val="0"/>
-        <w:spacing w:line="560" w:lineRule="exact"/>
+        <w:spacing w:line="360" w:lineRule="auto"/>
         <w:ind w:firstLine="560" w:firstLineChars="200"/>
         <w:jc w:val="left"/>
         <w:textAlignment w:val="auto"/>
@@ -1784,6 +1815,7 @@
       <w:r>
         <w:rPr>
           <w:rFonts w:hint="eastAsia" w:ascii="仿宋_GB2312" w:eastAsia="仿宋_GB2312"/>
+          <w:color w:val="0000FF"/>
           <w:sz w:val="28"/>
           <w:szCs w:val="28"/>
           <w:highlight w:val="none"/>
@@ -1802,7 +1834,55 @@
           <w:u w:val="single"/>
           <w:lang w:val="en-US" w:eastAsia="zh-CN"/>
         </w:rPr>
-        <w:t>（其中第一标段：约{{kongzhijia_biao1}}元；第二标段约{{kongzhijia_biao2}}元）</w:t>
+        <w:t>（其中第一标段：约</w:t>
+      </w:r>
+      <w:r>
+        <w:rPr>
+          <w:rFonts w:hint="eastAsia" w:ascii="仿宋_GB2312" w:eastAsia="仿宋_GB2312" w:cs="Times New Roman"/>
+          <w:color w:val="0000FF"/>
+          <w:sz w:val="28"/>
+          <w:szCs w:val="28"/>
+          <w:highlight w:val="none"/>
+          <w:u w:val="single"/>
+          <w:lang w:val="en-US" w:eastAsia="zh-CN"/>
+        </w:rPr>
+        <w:t>{{kongzhijia_biao1}}</w:t>
+      </w:r>
+      <w:r>
+        <w:rPr>
+          <w:rFonts w:hint="eastAsia" w:ascii="仿宋_GB2312" w:eastAsia="仿宋_GB2312" w:cs="Times New Roman"/>
+          <w:color w:val="auto"/>
+          <w:sz w:val="28"/>
+          <w:szCs w:val="28"/>
+          <w:highlight w:val="none"/>
+          <w:u w:val="single"/>
+          <w:lang w:val="en-US" w:eastAsia="zh-CN"/>
+        </w:rPr>
+        <w:t>元；第二标段约</w:t>
+      </w:r>
+      <w:r>
+        <w:rPr>
+          <w:rFonts w:hint="eastAsia" w:ascii="仿宋_GB2312" w:eastAsia="仿宋_GB2312" w:cs="Times New Roman"/>
+          <w:color w:val="0000FF"/>
+          <w:sz w:val="28"/>
+          <w:szCs w:val="28"/>
+          <w:highlight w:val="none"/>
+          <w:u w:val="single"/>
+          <w:lang w:val="en-US" w:eastAsia="zh-CN"/>
+        </w:rPr>
+        <w:t>{{kongzhijia_biao2}}</w:t>
+      </w:r>
+      <w:r>
+        <w:rPr>
+          <w:rFonts w:hint="eastAsia" w:ascii="仿宋_GB2312" w:eastAsia="仿宋_GB2312" w:cs="Times New Roman"/>
+          <w:color w:val="auto"/>
+          <w:sz w:val="28"/>
+          <w:szCs w:val="28"/>
+          <w:highlight w:val="none"/>
+          <w:u w:val="single"/>
+          <w:lang w:val="en-US" w:eastAsia="zh-CN"/>
+        </w:rPr>
+        <w:t>元）</w:t>
       </w:r>
     </w:p>
     <w:p>
@@ -1810,6 +1890,7 @@
         <w:keepNext w:val="0"/>
         <w:keepLines w:val="0"/>
         <w:pageBreakBefore w:val="0"/>
+        <w:widowControl w:val="0"/>
         <w:kinsoku/>
         <w:wordWrap/>
         <w:overflowPunct/>
@@ -1819,7 +1900,7 @@
         <w:bidi w:val="0"/>
         <w:adjustRightInd w:val="0"/>
         <w:snapToGrid w:val="0"/>
-        <w:spacing w:line="560" w:lineRule="exact"/>
+        <w:spacing w:line="360" w:lineRule="auto"/>
         <w:ind w:firstLine="560" w:firstLineChars="200"/>
         <w:jc w:val="left"/>
         <w:textAlignment w:val="auto"/>
@@ -1863,6 +1944,7 @@
       <w:r>
         <w:rPr>
           <w:rFonts w:hint="eastAsia" w:ascii="仿宋_GB2312" w:eastAsia="仿宋_GB2312"/>
+          <w:color w:val="0000FF"/>
           <w:sz w:val="28"/>
           <w:szCs w:val="28"/>
           <w:highlight w:val="none"/>
@@ -1877,6 +1959,7 @@
         <w:keepNext w:val="0"/>
         <w:keepLines w:val="0"/>
         <w:pageBreakBefore w:val="0"/>
+        <w:widowControl w:val="0"/>
         <w:kinsoku/>
         <w:wordWrap/>
         <w:overflowPunct/>
@@ -1886,7 +1969,7 @@
         <w:bidi w:val="0"/>
         <w:adjustRightInd w:val="0"/>
         <w:snapToGrid w:val="0"/>
-        <w:spacing w:line="560" w:lineRule="exact"/>
+        <w:spacing w:line="360" w:lineRule="auto"/>
         <w:ind w:firstLine="560" w:firstLineChars="200"/>
         <w:jc w:val="left"/>
         <w:textAlignment w:val="auto"/>
@@ -1939,9 +2022,21 @@
     <w:p>
       <w:pPr>
         <w:pStyle w:val="96"/>
-        <w:spacing w:before="5"/>
+        <w:keepNext w:val="0"/>
+        <w:keepLines w:val="0"/>
+        <w:pageBreakBefore w:val="0"/>
+        <w:widowControl w:val="0"/>
+        <w:kinsoku/>
+        <w:wordWrap/>
+        <w:overflowPunct/>
+        <w:topLinePunct w:val="0"/>
+        <w:autoSpaceDE/>
+        <w:autoSpaceDN/>
+        <w:bidi w:val="0"/>
+        <w:spacing w:before="5" w:line="360" w:lineRule="auto"/>
         <w:ind w:left="101"/>
         <w:jc w:val="left"/>
+        <w:textAlignment w:val="auto"/>
         <w:rPr>
           <w:rFonts w:hint="eastAsia" w:ascii="仿宋_GB2312" w:hAnsi="Calibri" w:eastAsia="仿宋_GB2312" w:cs="Times New Roman"/>
           <w:color w:val="FF0000"/>
@@ -1960,7 +2055,7 @@
           <w:highlight w:val="none"/>
           <w:lang w:val="en-US" w:eastAsia="zh-CN"/>
         </w:rPr>
-        <w:t xml:space="preserve">      项目内容</w:t>
+        <w:t xml:space="preserve">     项目内容</w:t>
       </w:r>
       <w:r>
         <w:rPr>
@@ -1993,6 +2088,7 @@
       <w:r>
         <w:rPr>
           <w:rFonts w:hint="eastAsia" w:ascii="仿宋_GB2312" w:hAnsi="Calibri" w:eastAsia="仿宋_GB2312" w:cs="Times New Roman"/>
+          <w:color w:val="0000FF"/>
           <w:kern w:val="2"/>
           <w:sz w:val="28"/>
           <w:szCs w:val="28"/>
@@ -2009,6 +2105,7 @@
         <w:keepNext w:val="0"/>
         <w:keepLines w:val="0"/>
         <w:pageBreakBefore w:val="0"/>
+        <w:widowControl w:val="0"/>
         <w:kinsoku/>
         <w:wordWrap/>
         <w:overflowPunct/>
@@ -2016,7 +2113,7 @@
         <w:autoSpaceDE/>
         <w:autoSpaceDN/>
         <w:bidi w:val="0"/>
-        <w:spacing w:line="560" w:lineRule="exact"/>
+        <w:spacing w:line="360" w:lineRule="auto"/>
         <w:ind w:firstLine="840" w:firstLineChars="300"/>
         <w:textAlignment w:val="auto"/>
         <w:rPr>
@@ -2059,6 +2156,7 @@
         <w:keepNext w:val="0"/>
         <w:keepLines w:val="0"/>
         <w:pageBreakBefore w:val="0"/>
+        <w:widowControl w:val="0"/>
         <w:kinsoku/>
         <w:wordWrap/>
         <w:overflowPunct/>
@@ -2066,7 +2164,7 @@
         <w:autoSpaceDE/>
         <w:autoSpaceDN/>
         <w:bidi w:val="0"/>
-        <w:spacing w:line="560" w:lineRule="exact"/>
+        <w:spacing w:line="360" w:lineRule="auto"/>
         <w:ind w:firstLine="840" w:firstLineChars="300"/>
         <w:textAlignment w:val="auto"/>
         <w:rPr>
@@ -2093,7 +2191,7 @@
       <w:r>
         <w:rPr>
           <w:rFonts w:hint="eastAsia" w:ascii="仿宋_GB2312" w:eastAsia="仿宋_GB2312" w:cs="Times New Roman"/>
-          <w:color w:val="auto"/>
+          <w:color w:val="0000FF"/>
           <w:sz w:val="28"/>
           <w:szCs w:val="28"/>
           <w:u w:val="single"/>
@@ -2108,6 +2206,7 @@
         <w:keepNext w:val="0"/>
         <w:keepLines w:val="0"/>
         <w:pageBreakBefore w:val="0"/>
+        <w:widowControl w:val="0"/>
         <w:kinsoku/>
         <w:wordWrap/>
         <w:overflowPunct/>
@@ -2115,7 +2214,7 @@
         <w:autoSpaceDE/>
         <w:autoSpaceDN/>
         <w:bidi w:val="0"/>
-        <w:spacing w:line="560" w:lineRule="exact"/>
+        <w:spacing w:line="360" w:lineRule="auto"/>
         <w:ind w:firstLine="840" w:firstLineChars="300"/>
         <w:textAlignment w:val="auto"/>
         <w:rPr>
@@ -2157,6 +2256,7 @@
         <w:keepNext w:val="0"/>
         <w:keepLines w:val="0"/>
         <w:pageBreakBefore w:val="0"/>
+        <w:widowControl w:val="0"/>
         <w:kinsoku/>
         <w:wordWrap/>
         <w:overflowPunct/>
@@ -2164,7 +2264,7 @@
         <w:autoSpaceDE/>
         <w:autoSpaceDN/>
         <w:bidi w:val="0"/>
-        <w:spacing w:line="560" w:lineRule="exact"/>
+        <w:spacing w:line="360" w:lineRule="auto"/>
         <w:ind w:firstLine="840" w:firstLineChars="300"/>
         <w:textAlignment w:val="auto"/>
         <w:rPr>
@@ -2621,6 +2721,89 @@
         <w:snapToGrid w:val="0"/>
         <w:spacing w:line="560" w:lineRule="exact"/>
         <w:ind w:firstLine="560" w:firstLineChars="200"/>
+        <w:jc w:val="both"/>
+        <w:textAlignment w:val="auto"/>
+        <w:rPr>
+          <w:rFonts w:hint="eastAsia" w:ascii="仿宋_GB2312" w:eastAsia="仿宋_GB2312"/>
+          <w:sz w:val="28"/>
+          <w:szCs w:val="28"/>
+          <w:highlight w:val="none"/>
+        </w:rPr>
+      </w:pPr>
+      <w:r>
+        <w:rPr>
+          <w:rFonts w:hint="eastAsia" w:ascii="仿宋_GB2312" w:eastAsia="仿宋_GB2312"/>
+          <w:sz w:val="28"/>
+          <w:szCs w:val="28"/>
+          <w:highlight w:val="none"/>
+        </w:rPr>
+        <w:t>（</w:t>
+      </w:r>
+      <w:r>
+        <w:rPr>
+          <w:rFonts w:hint="eastAsia" w:ascii="仿宋_GB2312" w:eastAsia="仿宋_GB2312"/>
+          <w:sz w:val="28"/>
+          <w:szCs w:val="28"/>
+          <w:highlight w:val="none"/>
+          <w:lang w:val="en-US" w:eastAsia="zh-CN"/>
+        </w:rPr>
+        <w:t>4</w:t>
+      </w:r>
+      <w:r>
+        <w:rPr>
+          <w:rFonts w:hint="eastAsia" w:ascii="仿宋_GB2312" w:eastAsia="仿宋_GB2312"/>
+          <w:sz w:val="28"/>
+          <w:szCs w:val="28"/>
+          <w:highlight w:val="none"/>
+        </w:rPr>
+        <w:t>）须能提供</w:t>
+      </w:r>
+      <w:r>
+        <w:rPr>
+          <w:rFonts w:hint="eastAsia" w:ascii="仿宋_GB2312" w:eastAsia="仿宋_GB2312"/>
+          <w:sz w:val="28"/>
+          <w:szCs w:val="28"/>
+          <w:highlight w:val="none"/>
+          <w:lang w:eastAsia="zh-CN"/>
+        </w:rPr>
+        <w:t>类似</w:t>
+      </w:r>
+      <w:r>
+        <w:rPr>
+          <w:rFonts w:hint="eastAsia" w:ascii="仿宋_GB2312" w:eastAsia="仿宋_GB2312"/>
+          <w:sz w:val="28"/>
+          <w:szCs w:val="28"/>
+          <w:highlight w:val="none"/>
+          <w:lang w:val="en-US" w:eastAsia="zh-CN"/>
+        </w:rPr>
+        <w:t>项目</w:t>
+      </w:r>
+      <w:r>
+        <w:rPr>
+          <w:rFonts w:hint="eastAsia" w:ascii="仿宋_GB2312" w:eastAsia="仿宋_GB2312"/>
+          <w:sz w:val="28"/>
+          <w:szCs w:val="28"/>
+          <w:highlight w:val="none"/>
+        </w:rPr>
+        <w:t>业绩证明材料。</w:t>
+      </w:r>
+    </w:p>
+    <w:p>
+      <w:pPr>
+        <w:keepNext w:val="0"/>
+        <w:keepLines w:val="0"/>
+        <w:pageBreakBefore w:val="0"/>
+        <w:kinsoku/>
+        <w:wordWrap/>
+        <w:overflowPunct/>
+        <w:topLinePunct w:val="0"/>
+        <w:autoSpaceDE/>
+        <w:autoSpaceDN/>
+        <w:bidi w:val="0"/>
+        <w:adjustRightInd w:val="0"/>
+        <w:snapToGrid w:val="0"/>
+        <w:spacing w:line="560" w:lineRule="exact"/>
+        <w:ind w:firstLine="560" w:firstLineChars="200"/>
         <w:jc w:val="left"/>
         <w:textAlignment w:val="auto"/>
         <w:rPr>
@@ -2648,7 +2831,7 @@
           <w:highlight w:val="none"/>
           <w:lang w:val="en-US" w:eastAsia="zh-CN"/>
         </w:rPr>
-        <w:t>4</w:t>
+        <w:t>5</w:t>
       </w:r>
       <w:r>
         <w:rPr>
@@ -3482,7 +3665,8 @@
       <w:pPr>
         <w:keepNext w:val="0"/>
         <w:keepLines w:val="0"/>
-        <w:pageBreakBefore w:val="0"/>
+        <w:pageBreakBefore/>
+        <w:widowControl w:val="0"/>
         <w:kinsoku/>
         <w:wordWrap/>
         <w:overflowPunct/>
@@ -3638,7 +3822,7 @@
       <w:r>
         <w:rPr>
           <w:rFonts w:hint="eastAsia" w:ascii="仿宋_GB2312" w:eastAsia="仿宋_GB2312"/>
-          <w:color w:val="auto"/>
+          <w:color w:val="0000FF"/>
           <w:sz w:val="28"/>
           <w:szCs w:val="28"/>
           <w:highlight w:val="none"/>
@@ -3660,7 +3844,7 @@
       <w:r>
         <w:rPr>
           <w:rFonts w:hint="eastAsia" w:ascii="仿宋_GB2312" w:eastAsia="仿宋_GB2312"/>
-          <w:color w:val="auto"/>
+          <w:color w:val="0000FF"/>
           <w:sz w:val="28"/>
           <w:szCs w:val="28"/>
           <w:highlight w:val="none"/>
@@ -3682,7 +3866,7 @@
       <w:r>
         <w:rPr>
           <w:rFonts w:hint="eastAsia" w:ascii="仿宋_GB2312" w:eastAsia="仿宋_GB2312"/>
-          <w:color w:val="auto"/>
+          <w:color w:val="0000FF"/>
           <w:sz w:val="28"/>
           <w:szCs w:val="28"/>
           <w:highlight w:val="none"/>
@@ -4043,10 +4227,11 @@
       <w:r>
         <w:rPr>
           <w:rFonts w:hint="eastAsia" w:ascii="仿宋_GB2312" w:eastAsia="仿宋_GB2312"/>
-          <w:color w:val="auto"/>
-          <w:sz w:val="28"/>
-          <w:szCs w:val="28"/>
-          <w:highlight w:val="none"/>
+          <w:color w:val="0000FF"/>
+          <w:sz w:val="28"/>
+          <w:szCs w:val="28"/>
+          <w:highlight w:val="none"/>
+          <w:u w:val="single"/>
           <w:lang w:val="en-US" w:eastAsia="zh-CN"/>
         </w:rPr>
         <w:t>{{xiangying_dijiao_jiezhi_year}}</w:t>
@@ -4064,7 +4249,7 @@
       <w:r>
         <w:rPr>
           <w:rFonts w:hint="eastAsia" w:ascii="仿宋_GB2312" w:eastAsia="仿宋_GB2312"/>
-          <w:color w:val="auto"/>
+          <w:color w:val="0000FF"/>
           <w:sz w:val="28"/>
           <w:szCs w:val="28"/>
           <w:highlight w:val="none"/>
@@ -4086,7 +4271,7 @@
       <w:r>
         <w:rPr>
           <w:rFonts w:hint="eastAsia" w:ascii="仿宋_GB2312" w:eastAsia="仿宋_GB2312"/>
-          <w:color w:val="auto"/>
+          <w:color w:val="0000FF"/>
           <w:sz w:val="28"/>
           <w:szCs w:val="28"/>
           <w:highlight w:val="none"/>
@@ -4751,9 +4936,10 @@
     </w:p>
     <w:p>
       <w:pPr>
-        <w:keepNext w:val="0"/>
-        <w:keepLines w:val="0"/>
+        <w:keepNext/>
+        <w:keepLines/>
         <w:pageBreakBefore w:val="0"/>
+        <w:widowControl w:val="0"/>
         <w:kinsoku/>
         <w:wordWrap/>
         <w:overflowPunct/>
@@ -4769,143 +4955,32 @@
         <w:textAlignment w:val="auto"/>
         <w:outlineLvl w:val="1"/>
         <w:rPr>
+          <w:rFonts w:ascii="宋体" w:hAnsi="宋体"/>
+          <w:b/>
+          <w:sz w:val="32"/>
+          <w:szCs w:val="32"/>
+          <w:highlight w:val="none"/>
+        </w:rPr>
+      </w:pPr>
+      <w:bookmarkStart w:id="15" w:name="_Toc30451"/>
+      <w:r>
+        <w:rPr>
           <w:rFonts w:hint="eastAsia" w:ascii="宋体" w:hAnsi="宋体"/>
           <w:b/>
           <w:sz w:val="32"/>
           <w:szCs w:val="32"/>
           <w:highlight w:val="none"/>
         </w:rPr>
-      </w:pPr>
-      <w:bookmarkStart w:id="15" w:name="_Toc30451"/>
-    </w:p>
-    <w:p>
-      <w:pPr>
-        <w:keepNext w:val="0"/>
-        <w:keepLines w:val="0"/>
-        <w:pageBreakBefore w:val="0"/>
-        <w:kinsoku/>
-        <w:wordWrap/>
-        <w:overflowPunct/>
-        <w:topLinePunct w:val="0"/>
-        <w:autoSpaceDE/>
-        <w:autoSpaceDN/>
-        <w:bidi w:val="0"/>
-        <w:adjustRightInd w:val="0"/>
-        <w:snapToGrid w:val="0"/>
-        <w:spacing w:line="560" w:lineRule="exact"/>
-        <w:ind w:firstLine="643" w:firstLineChars="200"/>
-        <w:jc w:val="left"/>
-        <w:textAlignment w:val="auto"/>
-        <w:outlineLvl w:val="1"/>
-        <w:rPr>
-          <w:rFonts w:hint="eastAsia" w:ascii="宋体" w:hAnsi="宋体"/>
-          <w:b/>
-          <w:sz w:val="32"/>
-          <w:szCs w:val="32"/>
-          <w:highlight w:val="none"/>
-        </w:rPr>
-      </w:pPr>
-    </w:p>
-    <w:p>
-      <w:pPr>
-        <w:keepNext w:val="0"/>
-        <w:keepLines w:val="0"/>
-        <w:pageBreakBefore w:val="0"/>
-        <w:kinsoku/>
-        <w:wordWrap/>
-        <w:overflowPunct/>
-        <w:topLinePunct w:val="0"/>
-        <w:autoSpaceDE/>
-        <w:autoSpaceDN/>
-        <w:bidi w:val="0"/>
-        <w:adjustRightInd w:val="0"/>
-        <w:snapToGrid w:val="0"/>
-        <w:spacing w:line="560" w:lineRule="exact"/>
-        <w:ind w:firstLine="643" w:firstLineChars="200"/>
-        <w:jc w:val="left"/>
-        <w:textAlignment w:val="auto"/>
-        <w:outlineLvl w:val="1"/>
-        <w:rPr>
-          <w:rFonts w:hint="eastAsia" w:ascii="宋体" w:hAnsi="宋体"/>
-          <w:b/>
-          <w:sz w:val="32"/>
-          <w:szCs w:val="32"/>
-          <w:highlight w:val="none"/>
-        </w:rPr>
-      </w:pPr>
-    </w:p>
-    <w:p>
-      <w:pPr>
-        <w:keepNext w:val="0"/>
-        <w:keepLines w:val="0"/>
-        <w:pageBreakBefore w:val="0"/>
-        <w:kinsoku/>
-        <w:wordWrap/>
-        <w:overflowPunct/>
-        <w:topLinePunct w:val="0"/>
-        <w:autoSpaceDE/>
-        <w:autoSpaceDN/>
-        <w:bidi w:val="0"/>
-        <w:adjustRightInd w:val="0"/>
-        <w:snapToGrid w:val="0"/>
-        <w:spacing w:line="560" w:lineRule="exact"/>
-        <w:ind w:firstLine="643" w:firstLineChars="200"/>
-        <w:jc w:val="left"/>
-        <w:textAlignment w:val="auto"/>
-        <w:outlineLvl w:val="1"/>
-        <w:rPr>
-          <w:rFonts w:hint="eastAsia" w:ascii="宋体" w:hAnsi="宋体"/>
-          <w:b/>
-          <w:sz w:val="32"/>
-          <w:szCs w:val="32"/>
-          <w:highlight w:val="none"/>
-        </w:rPr>
-      </w:pPr>
-    </w:p>
-    <w:p>
-      <w:pPr>
-        <w:keepNext w:val="0"/>
-        <w:keepLines w:val="0"/>
-        <w:pageBreakBefore w:val="0"/>
-        <w:kinsoku/>
-        <w:wordWrap/>
-        <w:overflowPunct/>
-        <w:topLinePunct w:val="0"/>
-        <w:autoSpaceDE/>
-        <w:autoSpaceDN/>
-        <w:bidi w:val="0"/>
-        <w:adjustRightInd w:val="0"/>
-        <w:snapToGrid w:val="0"/>
-        <w:spacing w:line="560" w:lineRule="exact"/>
-        <w:ind w:firstLine="643" w:firstLineChars="200"/>
-        <w:jc w:val="left"/>
-        <w:textAlignment w:val="auto"/>
-        <w:outlineLvl w:val="1"/>
-        <w:rPr>
-          <w:rFonts w:ascii="宋体" w:hAnsi="宋体"/>
-          <w:b/>
-          <w:sz w:val="32"/>
-          <w:szCs w:val="32"/>
-          <w:highlight w:val="none"/>
-        </w:rPr>
-      </w:pPr>
-      <w:r>
-        <w:rPr>
-          <w:rFonts w:hint="eastAsia" w:ascii="宋体" w:hAnsi="宋体"/>
-          <w:b/>
-          <w:sz w:val="32"/>
-          <w:szCs w:val="32"/>
-          <w:highlight w:val="none"/>
-        </w:rPr>
         <w:t>7.联系方式</w:t>
       </w:r>
       <w:bookmarkEnd w:id="15"/>
     </w:p>
     <w:p>
       <w:pPr>
-        <w:keepNext w:val="0"/>
-        <w:keepLines w:val="0"/>
+        <w:keepNext/>
+        <w:keepLines/>
         <w:pageBreakBefore w:val="0"/>
+        <w:widowControl w:val="0"/>
         <w:kinsoku/>
         <w:wordWrap/>
         <w:overflowPunct/>
@@ -4957,9 +5032,10 @@
     </w:p>
     <w:p>
       <w:pPr>
-        <w:keepNext w:val="0"/>
-        <w:keepLines w:val="0"/>
+        <w:keepNext/>
+        <w:keepLines/>
         <w:pageBreakBefore w:val="0"/>
+        <w:widowControl w:val="0"/>
         <w:kinsoku/>
         <w:wordWrap/>
         <w:overflowPunct/>
@@ -5003,9 +5079,10 @@
     </w:p>
     <w:p>
       <w:pPr>
-        <w:keepNext w:val="0"/>
-        <w:keepLines w:val="0"/>
+        <w:keepNext/>
+        <w:keepLines/>
         <w:pageBreakBefore w:val="0"/>
+        <w:widowControl w:val="0"/>
         <w:kinsoku/>
         <w:wordWrap/>
         <w:overflowPunct/>
@@ -5048,9 +5125,10 @@
     </w:p>
     <w:p>
       <w:pPr>
-        <w:keepNext w:val="0"/>
-        <w:keepLines w:val="0"/>
+        <w:keepNext/>
+        <w:keepLines/>
         <w:pageBreakBefore w:val="0"/>
+        <w:widowControl w:val="0"/>
         <w:kinsoku/>
         <w:wordWrap/>
         <w:overflowPunct/>
@@ -5097,6 +5175,52 @@
           <w:lang w:val="en-US" w:eastAsia="zh-CN"/>
         </w:rPr>
         <w:t>81058722</w:t>
+      </w:r>
+    </w:p>
+    <w:p>
+      <w:pPr>
+        <w:keepNext/>
+        <w:keepLines/>
+        <w:pageBreakBefore w:val="0"/>
+        <w:widowControl w:val="0"/>
+        <w:kinsoku/>
+        <w:wordWrap/>
+        <w:overflowPunct/>
+        <w:topLinePunct w:val="0"/>
+        <w:autoSpaceDE/>
+        <w:autoSpaceDN/>
+        <w:bidi w:val="0"/>
+        <w:adjustRightInd w:val="0"/>
+        <w:snapToGrid w:val="0"/>
+        <w:spacing w:line="560" w:lineRule="exact"/>
+        <w:jc w:val="right"/>
+        <w:textAlignment w:val="auto"/>
+        <w:rPr>
+          <w:rFonts w:hint="eastAsia" w:ascii="仿宋_GB2312" w:eastAsia="仿宋_GB2312"/>
+          <w:sz w:val="28"/>
+          <w:szCs w:val="28"/>
+          <w:lang w:val="en-US" w:eastAsia="zh-CN"/>
+        </w:rPr>
+      </w:pPr>
+      <w:r>
+        <w:rPr>
+          <w:rFonts w:hint="eastAsia" w:ascii="宋体" w:hAnsi="宋体" w:eastAsia="仿宋_GB2312"/>
+          <w:spacing w:val="20"/>
+          <w:sz w:val="28"/>
+          <w:szCs w:val="28"/>
+          <w:highlight w:val="none"/>
+          <w:lang w:val="en-US" w:eastAsia="zh-CN"/>
+        </w:rPr>
+        <w:t xml:space="preserve"> </w:t>
+      </w:r>
+      <w:r>
+        <w:rPr>
+          <w:rFonts w:hint="eastAsia" w:ascii="仿宋_GB2312" w:eastAsia="仿宋_GB2312"/>
+          <w:sz w:val="28"/>
+          <w:szCs w:val="28"/>
+          <w:lang w:val="en-US" w:eastAsia="zh-CN"/>
+        </w:rPr>
+        <w:t>广州自来水专业建安有限公司</w:t>
       </w:r>
     </w:p>
     <w:p>
@@ -5118,37 +5242,307 @@
         <w:textAlignment w:val="auto"/>
         <w:rPr>
           <w:rFonts w:hint="eastAsia" w:ascii="仿宋_GB2312" w:eastAsia="仿宋_GB2312"/>
-          <w:sz w:val="28"/>
-          <w:szCs w:val="28"/>
+          <w:color w:val="0000FF"/>
+          <w:sz w:val="28"/>
+          <w:szCs w:val="28"/>
+          <w:highlight w:val="none"/>
+        </w:rPr>
+      </w:pPr>
+      <w:r>
+        <w:rPr>
+          <w:rFonts w:hint="eastAsia" w:ascii="仿宋_GB2312" w:eastAsia="仿宋_GB2312"/>
+          <w:color w:val="0000FF"/>
+          <w:sz w:val="28"/>
+          <w:szCs w:val="28"/>
+          <w:highlight w:val="none"/>
+          <w:u w:val="single"/>
           <w:lang w:val="en-US" w:eastAsia="zh-CN"/>
         </w:rPr>
-      </w:pPr>
-      <w:r>
-        <w:rPr>
-          <w:rFonts w:hint="eastAsia" w:ascii="宋体" w:hAnsi="宋体" w:eastAsia="仿宋_GB2312"/>
-          <w:spacing w:val="20"/>
-          <w:sz w:val="28"/>
-          <w:szCs w:val="28"/>
-          <w:highlight w:val="none"/>
+        <w:t>{{jiaoyi_wenjian_year}}</w:t>
+      </w:r>
+      <w:r>
+        <w:rPr>
+          <w:rFonts w:hint="eastAsia" w:ascii="仿宋_GB2312" w:eastAsia="仿宋_GB2312"/>
+          <w:color w:val="auto"/>
+          <w:sz w:val="28"/>
+          <w:szCs w:val="28"/>
+          <w:highlight w:val="none"/>
+        </w:rPr>
+        <w:t>年</w:t>
+      </w:r>
+      <w:r>
+        <w:rPr>
+          <w:rFonts w:hint="eastAsia" w:ascii="仿宋_GB2312" w:eastAsia="仿宋_GB2312"/>
+          <w:color w:val="0000FF"/>
+          <w:sz w:val="28"/>
+          <w:szCs w:val="28"/>
+          <w:highlight w:val="none"/>
+          <w:u w:val="single"/>
           <w:lang w:val="en-US" w:eastAsia="zh-CN"/>
         </w:rPr>
-        <w:t xml:space="preserve"> </w:t>
+        <w:t>{{jiaoyi_wenjian_month}}</w:t>
       </w:r>
       <w:r>
         <w:rPr>
           <w:rFonts w:hint="eastAsia" w:ascii="仿宋_GB2312" w:eastAsia="仿宋_GB2312"/>
-          <w:sz w:val="28"/>
-          <w:szCs w:val="28"/>
+          <w:color w:val="auto"/>
+          <w:sz w:val="28"/>
+          <w:szCs w:val="28"/>
+          <w:highlight w:val="none"/>
+        </w:rPr>
+        <w:t>月</w:t>
+      </w:r>
+      <w:r>
+        <w:rPr>
+          <w:rFonts w:hint="eastAsia" w:ascii="仿宋_GB2312" w:eastAsia="仿宋_GB2312"/>
+          <w:color w:val="0000FF"/>
+          <w:sz w:val="28"/>
+          <w:szCs w:val="28"/>
+          <w:highlight w:val="none"/>
+          <w:u w:val="single"/>
           <w:lang w:val="en-US" w:eastAsia="zh-CN"/>
         </w:rPr>
-        <w:t>广州自来水专业建安有限公司</w:t>
+        <w:t>{{jiaoyi_wenjian_day}}</w:t>
+      </w:r>
+      <w:r>
+        <w:rPr>
+          <w:rFonts w:hint="eastAsia" w:ascii="仿宋_GB2312" w:eastAsia="仿宋_GB2312"/>
+          <w:color w:val="auto"/>
+          <w:sz w:val="28"/>
+          <w:szCs w:val="28"/>
+          <w:highlight w:val="none"/>
+        </w:rPr>
+        <w:t>日</w:t>
       </w:r>
     </w:p>
     <w:p>
       <w:pPr>
+        <w:pStyle w:val="59"/>
+        <w:ind w:left="0" w:leftChars="0" w:firstLine="0" w:firstLineChars="0"/>
+        <w:jc w:val="both"/>
+        <w:rPr>
+          <w:rFonts w:hint="eastAsia"/>
+          <w:highlight w:val="none"/>
+        </w:rPr>
+      </w:pPr>
+    </w:p>
+    <w:p>
+      <w:pPr>
+        <w:rPr>
+          <w:rFonts w:hint="eastAsia"/>
+          <w:highlight w:val="none"/>
+        </w:rPr>
+      </w:pPr>
+    </w:p>
+    <w:p>
+      <w:pPr>
+        <w:pStyle w:val="4"/>
+        <w:rPr>
+          <w:rFonts w:hint="eastAsia"/>
+          <w:highlight w:val="none"/>
+        </w:rPr>
+      </w:pPr>
+    </w:p>
+    <w:p>
+      <w:pPr>
+        <w:rPr>
+          <w:rFonts w:hint="eastAsia"/>
+          <w:highlight w:val="none"/>
+        </w:rPr>
+      </w:pPr>
+    </w:p>
+    <w:p>
+      <w:pPr>
+        <w:rPr>
+          <w:rFonts w:hint="eastAsia"/>
+          <w:highlight w:val="none"/>
+        </w:rPr>
+      </w:pPr>
+    </w:p>
+    <w:p>
+      <w:pPr>
+        <w:rPr>
+          <w:rFonts w:hint="eastAsia"/>
+          <w:highlight w:val="none"/>
+        </w:rPr>
+      </w:pPr>
+    </w:p>
+    <w:p>
+      <w:pPr>
+        <w:rPr>
+          <w:rFonts w:hint="eastAsia"/>
+          <w:highlight w:val="none"/>
+        </w:rPr>
+      </w:pPr>
+    </w:p>
+    <w:p>
+      <w:pPr>
+        <w:rPr>
+          <w:rFonts w:hint="eastAsia"/>
+          <w:highlight w:val="none"/>
+        </w:rPr>
+      </w:pPr>
+    </w:p>
+    <w:p>
+      <w:pPr>
+        <w:pStyle w:val="29"/>
+        <w:rPr>
+          <w:rFonts w:hint="eastAsia"/>
+          <w:highlight w:val="none"/>
+        </w:rPr>
+      </w:pPr>
+    </w:p>
+    <w:p>
+      <w:pPr>
+        <w:pStyle w:val="29"/>
+        <w:rPr>
+          <w:rFonts w:hint="eastAsia"/>
+          <w:highlight w:val="none"/>
+        </w:rPr>
+      </w:pPr>
+    </w:p>
+    <w:p>
+      <w:pPr>
+        <w:pStyle w:val="29"/>
+        <w:rPr>
+          <w:rFonts w:hint="eastAsia"/>
+          <w:highlight w:val="none"/>
+        </w:rPr>
+      </w:pPr>
+    </w:p>
+    <w:p>
+      <w:pPr>
+        <w:pStyle w:val="29"/>
+        <w:rPr>
+          <w:rFonts w:hint="eastAsia"/>
+          <w:highlight w:val="none"/>
+        </w:rPr>
+      </w:pPr>
+    </w:p>
+    <w:p>
+      <w:pPr>
+        <w:pStyle w:val="29"/>
+        <w:rPr>
+          <w:rFonts w:hint="eastAsia"/>
+          <w:highlight w:val="none"/>
+        </w:rPr>
+      </w:pPr>
+    </w:p>
+    <w:p>
+      <w:pPr>
+        <w:pStyle w:val="29"/>
+        <w:rPr>
+          <w:rFonts w:hint="eastAsia"/>
+          <w:highlight w:val="none"/>
+        </w:rPr>
+      </w:pPr>
+    </w:p>
+    <w:p>
+      <w:pPr>
+        <w:pStyle w:val="29"/>
+        <w:rPr>
+          <w:rFonts w:hint="eastAsia"/>
+          <w:highlight w:val="none"/>
+        </w:rPr>
+      </w:pPr>
+    </w:p>
+    <w:p>
+      <w:pPr>
+        <w:pStyle w:val="29"/>
+        <w:rPr>
+          <w:rFonts w:hint="eastAsia"/>
+          <w:highlight w:val="none"/>
+        </w:rPr>
+      </w:pPr>
+    </w:p>
+    <w:p>
+      <w:pPr>
+        <w:pStyle w:val="29"/>
+        <w:rPr>
+          <w:rFonts w:hint="eastAsia"/>
+          <w:highlight w:val="none"/>
+        </w:rPr>
+      </w:pPr>
+    </w:p>
+    <w:p>
+      <w:pPr>
+        <w:pStyle w:val="29"/>
+        <w:rPr>
+          <w:rFonts w:hint="eastAsia"/>
+          <w:highlight w:val="none"/>
+        </w:rPr>
+      </w:pPr>
+    </w:p>
+    <w:p>
+      <w:pPr>
+        <w:pStyle w:val="29"/>
+        <w:rPr>
+          <w:rFonts w:hint="eastAsia"/>
+          <w:highlight w:val="none"/>
+        </w:rPr>
+      </w:pPr>
+    </w:p>
+    <w:p>
+      <w:pPr>
+        <w:pStyle w:val="29"/>
+        <w:rPr>
+          <w:rFonts w:hint="eastAsia"/>
+          <w:highlight w:val="none"/>
+        </w:rPr>
+      </w:pPr>
+    </w:p>
+    <w:p>
+      <w:pPr>
+        <w:pStyle w:val="29"/>
+        <w:rPr>
+          <w:rFonts w:hint="eastAsia"/>
+          <w:highlight w:val="none"/>
+        </w:rPr>
+      </w:pPr>
+    </w:p>
+    <w:p>
+      <w:pPr>
+        <w:pStyle w:val="29"/>
+        <w:rPr>
+          <w:rFonts w:hint="eastAsia"/>
+          <w:highlight w:val="none"/>
+        </w:rPr>
+      </w:pPr>
+    </w:p>
+    <w:p>
+      <w:pPr>
+        <w:pStyle w:val="29"/>
+        <w:rPr>
+          <w:rFonts w:hint="eastAsia"/>
+          <w:highlight w:val="none"/>
+        </w:rPr>
+      </w:pPr>
+    </w:p>
+    <w:p>
+      <w:pPr>
+        <w:pStyle w:val="29"/>
+        <w:rPr>
+          <w:rFonts w:hint="eastAsia"/>
+          <w:highlight w:val="none"/>
+        </w:rPr>
+      </w:pPr>
+    </w:p>
+    <w:p>
+      <w:pPr>
+        <w:pStyle w:val="29"/>
+        <w:rPr>
+          <w:rFonts w:hint="eastAsia"/>
+          <w:highlight w:val="none"/>
+        </w:rPr>
+      </w:pPr>
+    </w:p>
+    <w:p>
+      <w:pPr>
+        <w:pStyle w:val="3"/>
         <w:keepNext w:val="0"/>
         <w:keepLines w:val="0"/>
-        <w:pageBreakBefore w:val="0"/>
+        <w:pageBreakBefore/>
+        <w:widowControl w:val="0"/>
         <w:kinsoku/>
         <w:wordWrap/>
         <w:overflowPunct/>
@@ -5156,310 +5550,10 @@
         <w:autoSpaceDE/>
         <w:autoSpaceDN/>
         <w:bidi w:val="0"/>
-        <w:adjustRightInd w:val="0"/>
-        <w:snapToGrid w:val="0"/>
-        <w:spacing w:line="560" w:lineRule="exact"/>
-        <w:jc w:val="right"/>
+        <w:adjustRightInd/>
+        <w:snapToGrid/>
+        <w:spacing w:line="416" w:lineRule="auto"/>
         <w:textAlignment w:val="auto"/>
-        <w:rPr>
-          <w:rFonts w:hint="eastAsia" w:ascii="仿宋_GB2312" w:eastAsia="仿宋_GB2312"/>
-          <w:color w:val="0000FF"/>
-          <w:sz w:val="28"/>
-          <w:szCs w:val="28"/>
-          <w:highlight w:val="none"/>
-        </w:rPr>
-      </w:pPr>
-      <w:r>
-        <w:rPr>
-          <w:rFonts w:hint="eastAsia" w:ascii="仿宋_GB2312" w:eastAsia="仿宋_GB2312"/>
-          <w:color w:val="auto"/>
-          <w:sz w:val="28"/>
-          <w:szCs w:val="28"/>
-          <w:highlight w:val="none"/>
-          <w:u w:val="single"/>
-          <w:lang w:val="en-US" w:eastAsia="zh-CN"/>
-        </w:rPr>
-        <w:t>{{jiaoyi_wenjian_year}}</w:t>
-      </w:r>
-      <w:r>
-        <w:rPr>
-          <w:rFonts w:hint="eastAsia" w:ascii="仿宋_GB2312" w:eastAsia="仿宋_GB2312"/>
-          <w:color w:val="auto"/>
-          <w:sz w:val="28"/>
-          <w:szCs w:val="28"/>
-          <w:highlight w:val="none"/>
-        </w:rPr>
-        <w:t>年</w:t>
-      </w:r>
-      <w:r>
-        <w:rPr>
-          <w:rFonts w:hint="eastAsia" w:ascii="仿宋_GB2312" w:eastAsia="仿宋_GB2312"/>
-          <w:color w:val="auto"/>
-          <w:sz w:val="28"/>
-          <w:szCs w:val="28"/>
-          <w:highlight w:val="none"/>
-          <w:u w:val="single"/>
-          <w:lang w:val="en-US" w:eastAsia="zh-CN"/>
-        </w:rPr>
-        <w:t>{{jiaoyi_wenjian_month}}</w:t>
-      </w:r>
-      <w:r>
-        <w:rPr>
-          <w:rFonts w:hint="eastAsia" w:ascii="仿宋_GB2312" w:eastAsia="仿宋_GB2312"/>
-          <w:color w:val="auto"/>
-          <w:sz w:val="28"/>
-          <w:szCs w:val="28"/>
-          <w:highlight w:val="none"/>
-        </w:rPr>
-        <w:t>月</w:t>
-      </w:r>
-      <w:r>
-        <w:rPr>
-          <w:rFonts w:hint="eastAsia" w:ascii="仿宋_GB2312" w:eastAsia="仿宋_GB2312"/>
-          <w:color w:val="auto"/>
-          <w:sz w:val="28"/>
-          <w:szCs w:val="28"/>
-          <w:highlight w:val="none"/>
-          <w:u w:val="single"/>
-          <w:lang w:val="en-US" w:eastAsia="zh-CN"/>
-        </w:rPr>
-        <w:t>{{jiaoyi_wenjian_day}}</w:t>
-      </w:r>
-      <w:r>
-        <w:rPr>
-          <w:rFonts w:hint="eastAsia" w:ascii="仿宋_GB2312" w:eastAsia="仿宋_GB2312"/>
-          <w:color w:val="auto"/>
-          <w:sz w:val="28"/>
-          <w:szCs w:val="28"/>
-          <w:highlight w:val="none"/>
-        </w:rPr>
-        <w:t>日</w:t>
-      </w:r>
-    </w:p>
-    <w:p>
-      <w:pPr>
-        <w:pStyle w:val="59"/>
-        <w:ind w:left="0" w:leftChars="0" w:firstLine="0" w:firstLineChars="0"/>
-        <w:jc w:val="both"/>
-        <w:rPr>
-          <w:rFonts w:hint="eastAsia"/>
-          <w:highlight w:val="none"/>
-        </w:rPr>
-      </w:pPr>
-    </w:p>
-    <w:p>
-      <w:pPr>
-        <w:rPr>
-          <w:rFonts w:hint="eastAsia"/>
-          <w:highlight w:val="none"/>
-        </w:rPr>
-      </w:pPr>
-    </w:p>
-    <w:p>
-      <w:pPr>
-        <w:pStyle w:val="4"/>
-        <w:rPr>
-          <w:rFonts w:hint="eastAsia"/>
-          <w:highlight w:val="none"/>
-        </w:rPr>
-      </w:pPr>
-    </w:p>
-    <w:p>
-      <w:pPr>
-        <w:rPr>
-          <w:rFonts w:hint="eastAsia"/>
-          <w:highlight w:val="none"/>
-        </w:rPr>
-      </w:pPr>
-    </w:p>
-    <w:p>
-      <w:pPr>
-        <w:rPr>
-          <w:rFonts w:hint="eastAsia"/>
-          <w:highlight w:val="none"/>
-        </w:rPr>
-      </w:pPr>
-    </w:p>
-    <w:p>
-      <w:pPr>
-        <w:rPr>
-          <w:rFonts w:hint="eastAsia"/>
-          <w:highlight w:val="none"/>
-        </w:rPr>
-      </w:pPr>
-    </w:p>
-    <w:p>
-      <w:pPr>
-        <w:rPr>
-          <w:rFonts w:hint="eastAsia"/>
-          <w:highlight w:val="none"/>
-        </w:rPr>
-      </w:pPr>
-    </w:p>
-    <w:p>
-      <w:pPr>
-        <w:rPr>
-          <w:rFonts w:hint="eastAsia"/>
-          <w:highlight w:val="none"/>
-        </w:rPr>
-      </w:pPr>
-    </w:p>
-    <w:p>
-      <w:pPr>
-        <w:pStyle w:val="29"/>
-        <w:rPr>
-          <w:rFonts w:hint="eastAsia"/>
-          <w:highlight w:val="none"/>
-        </w:rPr>
-      </w:pPr>
-    </w:p>
-    <w:p>
-      <w:pPr>
-        <w:pStyle w:val="29"/>
-        <w:rPr>
-          <w:rFonts w:hint="eastAsia"/>
-          <w:highlight w:val="none"/>
-        </w:rPr>
-      </w:pPr>
-    </w:p>
-    <w:p>
-      <w:pPr>
-        <w:pStyle w:val="29"/>
-        <w:rPr>
-          <w:rFonts w:hint="eastAsia"/>
-          <w:highlight w:val="none"/>
-        </w:rPr>
-      </w:pPr>
-    </w:p>
-    <w:p>
-      <w:pPr>
-        <w:pStyle w:val="29"/>
-        <w:rPr>
-          <w:rFonts w:hint="eastAsia"/>
-          <w:highlight w:val="none"/>
-        </w:rPr>
-      </w:pPr>
-    </w:p>
-    <w:p>
-      <w:pPr>
-        <w:pStyle w:val="29"/>
-        <w:rPr>
-          <w:rFonts w:hint="eastAsia"/>
-          <w:highlight w:val="none"/>
-        </w:rPr>
-      </w:pPr>
-    </w:p>
-    <w:p>
-      <w:pPr>
-        <w:pStyle w:val="29"/>
-        <w:rPr>
-          <w:rFonts w:hint="eastAsia"/>
-          <w:highlight w:val="none"/>
-        </w:rPr>
-      </w:pPr>
-    </w:p>
-    <w:p>
-      <w:pPr>
-        <w:pStyle w:val="29"/>
-        <w:rPr>
-          <w:rFonts w:hint="eastAsia"/>
-          <w:highlight w:val="none"/>
-        </w:rPr>
-      </w:pPr>
-    </w:p>
-    <w:p>
-      <w:pPr>
-        <w:pStyle w:val="29"/>
-        <w:rPr>
-          <w:rFonts w:hint="eastAsia"/>
-          <w:highlight w:val="none"/>
-        </w:rPr>
-      </w:pPr>
-    </w:p>
-    <w:p>
-      <w:pPr>
-        <w:pStyle w:val="29"/>
-        <w:rPr>
-          <w:rFonts w:hint="eastAsia"/>
-          <w:highlight w:val="none"/>
-        </w:rPr>
-      </w:pPr>
-    </w:p>
-    <w:p>
-      <w:pPr>
-        <w:pStyle w:val="29"/>
-        <w:rPr>
-          <w:rFonts w:hint="eastAsia"/>
-          <w:highlight w:val="none"/>
-        </w:rPr>
-      </w:pPr>
-    </w:p>
-    <w:p>
-      <w:pPr>
-        <w:pStyle w:val="29"/>
-        <w:rPr>
-          <w:rFonts w:hint="eastAsia"/>
-          <w:highlight w:val="none"/>
-        </w:rPr>
-      </w:pPr>
-    </w:p>
-    <w:p>
-      <w:pPr>
-        <w:pStyle w:val="29"/>
-        <w:rPr>
-          <w:rFonts w:hint="eastAsia"/>
-          <w:highlight w:val="none"/>
-        </w:rPr>
-      </w:pPr>
-    </w:p>
-    <w:p>
-      <w:pPr>
-        <w:pStyle w:val="29"/>
-        <w:rPr>
-          <w:rFonts w:hint="eastAsia"/>
-          <w:highlight w:val="none"/>
-        </w:rPr>
-      </w:pPr>
-    </w:p>
-    <w:p>
-      <w:pPr>
-        <w:pStyle w:val="29"/>
-        <w:rPr>
-          <w:rFonts w:hint="eastAsia"/>
-          <w:highlight w:val="none"/>
-        </w:rPr>
-      </w:pPr>
-    </w:p>
-    <w:p>
-      <w:pPr>
-        <w:pStyle w:val="29"/>
-        <w:rPr>
-          <w:rFonts w:hint="eastAsia"/>
-          <w:highlight w:val="none"/>
-        </w:rPr>
-      </w:pPr>
-    </w:p>
-    <w:p>
-      <w:pPr>
-        <w:pStyle w:val="29"/>
-        <w:rPr>
-          <w:rFonts w:hint="eastAsia"/>
-          <w:highlight w:val="none"/>
-        </w:rPr>
-      </w:pPr>
-    </w:p>
-    <w:p>
-      <w:pPr>
-        <w:pStyle w:val="29"/>
-        <w:rPr>
-          <w:rFonts w:hint="eastAsia"/>
-          <w:highlight w:val="none"/>
-        </w:rPr>
-      </w:pPr>
-    </w:p>
-    <w:p>
-      <w:pPr>
-        <w:pStyle w:val="3"/>
         <w:outlineLvl w:val="0"/>
         <w:rPr>
           <w:highlight w:val="none"/>
@@ -6095,6 +6189,7 @@
                 <w:sz w:val="24"/>
                 <w:szCs w:val="24"/>
                 <w:highlight w:val="none"/>
+                <w:lang w:eastAsia="zh-CN"/>
               </w:rPr>
             </w:pPr>
             <w:r>
@@ -6113,7 +6208,17 @@
                 <w:szCs w:val="24"/>
                 <w:highlight w:val="none"/>
               </w:rPr>
-              <w:t>.4</w:t>
+              <w:t>.</w:t>
+            </w:r>
+            <w:r>
+              <w:rPr>
+                <w:rFonts w:hint="eastAsia" w:ascii="仿宋_GB2312" w:eastAsia="仿宋_GB2312"/>
+                <w:sz w:val="24"/>
+                <w:szCs w:val="24"/>
+                <w:highlight w:val="none"/>
+                <w:lang w:val="en-US" w:eastAsia="zh-CN"/>
+              </w:rPr>
+              <w:t>3</w:t>
             </w:r>
           </w:p>
         </w:tc>
@@ -6326,29 +6431,31 @@
               <w:spacing w:line="600" w:lineRule="exact"/>
               <w:jc w:val="center"/>
               <w:rPr>
-                <w:rFonts w:ascii="仿宋_GB2312" w:eastAsia="仿宋_GB2312"/>
-                <w:sz w:val="24"/>
-                <w:szCs w:val="24"/>
-                <w:highlight w:val="none"/>
-              </w:rPr>
-            </w:pPr>
-            <w:r>
-              <w:rPr>
                 <w:rFonts w:hint="eastAsia" w:ascii="仿宋_GB2312" w:eastAsia="仿宋_GB2312"/>
                 <w:sz w:val="24"/>
                 <w:szCs w:val="24"/>
                 <w:highlight w:val="none"/>
+                <w:lang w:eastAsia="zh-CN"/>
+              </w:rPr>
+            </w:pPr>
+            <w:r>
+              <w:rPr>
+                <w:rFonts w:hint="eastAsia" w:ascii="仿宋_GB2312" w:eastAsia="仿宋_GB2312"/>
+                <w:sz w:val="24"/>
+                <w:szCs w:val="24"/>
+                <w:highlight w:val="none"/>
               </w:rPr>
               <w:t>1.</w:t>
             </w:r>
             <w:r>
               <w:rPr>
-                <w:rFonts w:ascii="仿宋_GB2312" w:eastAsia="仿宋_GB2312"/>
-                <w:sz w:val="24"/>
-                <w:szCs w:val="24"/>
-                <w:highlight w:val="none"/>
-              </w:rPr>
-              <w:t>5</w:t>
+                <w:rFonts w:hint="eastAsia" w:ascii="仿宋_GB2312" w:eastAsia="仿宋_GB2312"/>
+                <w:sz w:val="24"/>
+                <w:szCs w:val="24"/>
+                <w:highlight w:val="none"/>
+                <w:lang w:val="en-US" w:eastAsia="zh-CN"/>
+              </w:rPr>
+              <w:t>4</w:t>
             </w:r>
           </w:p>
         </w:tc>
@@ -6605,7 +6712,7 @@
                 <w:highlight w:val="none"/>
                 <w:lang w:val="en-US" w:eastAsia="zh-CN"/>
               </w:rPr>
-              <w:t>6</w:t>
+              <w:t>5</w:t>
             </w:r>
           </w:p>
         </w:tc>
@@ -6813,7 +6920,7 @@
                 <w:highlight w:val="none"/>
                 <w:lang w:val="en-US" w:eastAsia="zh-CN"/>
               </w:rPr>
-              <w:t>7</w:t>
+              <w:t>6</w:t>
             </w:r>
           </w:p>
         </w:tc>
@@ -6890,10 +6997,22 @@
     </w:tbl>
     <w:p>
       <w:pPr>
+        <w:keepNext w:val="0"/>
+        <w:keepLines w:val="0"/>
+        <w:pageBreakBefore/>
+        <w:widowControl w:val="0"/>
+        <w:kinsoku/>
+        <w:wordWrap/>
+        <w:overflowPunct/>
+        <w:topLinePunct w:val="0"/>
+        <w:autoSpaceDE/>
+        <w:autoSpaceDN/>
+        <w:bidi w:val="0"/>
         <w:adjustRightInd w:val="0"/>
         <w:snapToGrid w:val="0"/>
         <w:spacing w:before="120" w:beforeLines="50" w:after="120" w:afterLines="50" w:line="560" w:lineRule="exact"/>
         <w:jc w:val="left"/>
+        <w:textAlignment w:val="auto"/>
         <w:outlineLvl w:val="1"/>
         <w:rPr>
           <w:rFonts w:ascii="宋体" w:hAnsi="宋体"/>
@@ -6903,16 +7022,6 @@
           <w:highlight w:val="none"/>
         </w:rPr>
       </w:pPr>
-      <w:r>
-        <w:rPr>
-          <w:rFonts w:hint="eastAsia" w:ascii="宋体" w:hAnsi="宋体"/>
-          <w:b/>
-          <w:sz w:val="32"/>
-          <w:szCs w:val="32"/>
-          <w:highlight w:val="none"/>
-        </w:rPr>
-        <w:br w:type="page"/>
-      </w:r>
       <w:r>
         <w:rPr>
           <w:rFonts w:hint="eastAsia" w:ascii="宋体" w:hAnsi="宋体"/>
@@ -9628,7 +9737,43 @@
                 <w:sz w:val="24"/>
                 <w:lang w:val="en-US" w:eastAsia="zh-CN"/>
               </w:rPr>
-              <w:t>项目报价，由最低采购价格的前两家供应商中选，并按照最低中选价（第一名供应商报价）与两家供应商分别签订{{biaoduanming1}}（第一名）和{{biaoduanming2}}（第二名</w:t>
+              <w:t>项目报价，由最低采购价格的前两家供应商中选，并按照最低中选价（第一名供应商报价）与两家供应商分别签订</w:t>
+            </w:r>
+            <w:r>
+              <w:rPr>
+                <w:rFonts w:hint="eastAsia" w:ascii="仿宋_GB2312" w:hAnsi="仿宋_GB2312" w:eastAsia="仿宋_GB2312" w:cs="仿宋_GB2312"/>
+                <w:color w:val="0000FF"/>
+                <w:sz w:val="24"/>
+                <w:lang w:val="en-US" w:eastAsia="zh-CN"/>
+              </w:rPr>
+              <w:t>{{biaoduanming1}}</w:t>
+            </w:r>
+            <w:r>
+              <w:rPr>
+                <w:rFonts w:hint="eastAsia" w:ascii="仿宋_GB2312" w:hAnsi="仿宋_GB2312" w:eastAsia="仿宋_GB2312" w:cs="仿宋_GB2312"/>
+                <w:color w:val="auto"/>
+                <w:sz w:val="24"/>
+                <w:lang w:val="en-US" w:eastAsia="zh-CN"/>
+              </w:rPr>
+              <w:t>（第一名）和</w:t>
+            </w:r>
+            <w:r>
+              <w:rPr>
+                <w:rFonts w:hint="eastAsia" w:ascii="仿宋_GB2312" w:hAnsi="仿宋_GB2312" w:eastAsia="仿宋_GB2312" w:cs="仿宋_GB2312"/>
+                <w:color w:val="0000FF"/>
+                <w:sz w:val="24"/>
+                <w:lang w:val="en-US" w:eastAsia="zh-CN"/>
+              </w:rPr>
+              <w:t>{{biaoduanming2}}</w:t>
+            </w:r>
+            <w:r>
+              <w:rPr>
+                <w:rFonts w:hint="eastAsia" w:ascii="仿宋_GB2312" w:hAnsi="仿宋_GB2312" w:eastAsia="仿宋_GB2312" w:cs="仿宋_GB2312"/>
+                <w:color w:val="auto"/>
+                <w:sz w:val="24"/>
+                <w:lang w:val="en-US" w:eastAsia="zh-CN"/>
+              </w:rPr>
+              <w:t>（第二名</w:t>
             </w:r>
             <w:r>
               <w:rPr>
@@ -11624,228 +11769,22 @@
     <w:bookmarkEnd w:id="24"/>
     <w:p>
       <w:pPr>
+        <w:keepNext w:val="0"/>
+        <w:keepLines w:val="0"/>
+        <w:pageBreakBefore/>
+        <w:widowControl w:val="0"/>
+        <w:kinsoku/>
+        <w:wordWrap/>
+        <w:overflowPunct/>
+        <w:topLinePunct w:val="0"/>
+        <w:autoSpaceDE/>
+        <w:autoSpaceDN/>
+        <w:bidi w:val="0"/>
         <w:adjustRightInd w:val="0"/>
         <w:snapToGrid w:val="0"/>
         <w:spacing w:line="600" w:lineRule="exact"/>
         <w:jc w:val="left"/>
-        <w:rPr>
-          <w:rFonts w:hint="eastAsia"/>
-        </w:rPr>
-      </w:pPr>
-    </w:p>
-    <w:p>
-      <w:pPr>
-        <w:adjustRightInd w:val="0"/>
-        <w:snapToGrid w:val="0"/>
-        <w:spacing w:line="600" w:lineRule="exact"/>
-        <w:jc w:val="left"/>
-        <w:rPr>
-          <w:rFonts w:hint="eastAsia"/>
-        </w:rPr>
-      </w:pPr>
-    </w:p>
-    <w:p>
-      <w:pPr>
-        <w:adjustRightInd w:val="0"/>
-        <w:snapToGrid w:val="0"/>
-        <w:spacing w:line="600" w:lineRule="exact"/>
-        <w:jc w:val="left"/>
-        <w:rPr>
-          <w:rFonts w:hint="eastAsia"/>
-        </w:rPr>
-      </w:pPr>
-    </w:p>
-    <w:p>
-      <w:pPr>
-        <w:adjustRightInd w:val="0"/>
-        <w:snapToGrid w:val="0"/>
-        <w:spacing w:line="600" w:lineRule="exact"/>
-        <w:jc w:val="left"/>
-        <w:rPr>
-          <w:rFonts w:hint="eastAsia"/>
-        </w:rPr>
-      </w:pPr>
-    </w:p>
-    <w:p>
-      <w:pPr>
-        <w:adjustRightInd w:val="0"/>
-        <w:snapToGrid w:val="0"/>
-        <w:spacing w:line="600" w:lineRule="exact"/>
-        <w:jc w:val="left"/>
-        <w:rPr>
-          <w:rFonts w:hint="eastAsia"/>
-        </w:rPr>
-      </w:pPr>
-    </w:p>
-    <w:p>
-      <w:pPr>
-        <w:adjustRightInd w:val="0"/>
-        <w:snapToGrid w:val="0"/>
-        <w:spacing w:line="600" w:lineRule="exact"/>
-        <w:jc w:val="left"/>
-        <w:rPr>
-          <w:rFonts w:hint="eastAsia"/>
-        </w:rPr>
-      </w:pPr>
-    </w:p>
-    <w:p>
-      <w:pPr>
-        <w:adjustRightInd w:val="0"/>
-        <w:snapToGrid w:val="0"/>
-        <w:spacing w:line="600" w:lineRule="exact"/>
-        <w:jc w:val="left"/>
-        <w:rPr>
-          <w:rFonts w:hint="eastAsia"/>
-        </w:rPr>
-      </w:pPr>
-    </w:p>
-    <w:p>
-      <w:pPr>
-        <w:adjustRightInd w:val="0"/>
-        <w:snapToGrid w:val="0"/>
-        <w:spacing w:line="600" w:lineRule="exact"/>
-        <w:jc w:val="left"/>
-        <w:rPr>
-          <w:rFonts w:hint="eastAsia"/>
-        </w:rPr>
-      </w:pPr>
-    </w:p>
-    <w:p>
-      <w:pPr>
-        <w:adjustRightInd w:val="0"/>
-        <w:snapToGrid w:val="0"/>
-        <w:spacing w:line="600" w:lineRule="exact"/>
-        <w:jc w:val="left"/>
-        <w:rPr>
-          <w:rFonts w:hint="eastAsia"/>
-        </w:rPr>
-      </w:pPr>
-    </w:p>
-    <w:p>
-      <w:pPr>
-        <w:adjustRightInd w:val="0"/>
-        <w:snapToGrid w:val="0"/>
-        <w:spacing w:line="600" w:lineRule="exact"/>
-        <w:jc w:val="left"/>
-        <w:rPr>
-          <w:rFonts w:hint="eastAsia"/>
-        </w:rPr>
-      </w:pPr>
-    </w:p>
-    <w:p>
-      <w:pPr>
-        <w:adjustRightInd w:val="0"/>
-        <w:snapToGrid w:val="0"/>
-        <w:spacing w:line="600" w:lineRule="exact"/>
-        <w:jc w:val="left"/>
-        <w:rPr>
-          <w:rFonts w:hint="eastAsia"/>
-        </w:rPr>
-      </w:pPr>
-    </w:p>
-    <w:p>
-      <w:pPr>
-        <w:adjustRightInd w:val="0"/>
-        <w:snapToGrid w:val="0"/>
-        <w:spacing w:line="600" w:lineRule="exact"/>
-        <w:jc w:val="left"/>
-        <w:rPr>
-          <w:rFonts w:hint="eastAsia"/>
-        </w:rPr>
-      </w:pPr>
-    </w:p>
-    <w:p>
-      <w:pPr>
-        <w:adjustRightInd w:val="0"/>
-        <w:snapToGrid w:val="0"/>
-        <w:spacing w:line="600" w:lineRule="exact"/>
-        <w:jc w:val="left"/>
-        <w:rPr>
-          <w:rFonts w:hint="eastAsia"/>
-        </w:rPr>
-      </w:pPr>
-    </w:p>
-    <w:p>
-      <w:pPr>
-        <w:adjustRightInd w:val="0"/>
-        <w:snapToGrid w:val="0"/>
-        <w:spacing w:line="600" w:lineRule="exact"/>
-        <w:jc w:val="left"/>
-        <w:rPr>
-          <w:rFonts w:hint="eastAsia"/>
-        </w:rPr>
-      </w:pPr>
-    </w:p>
-    <w:p>
-      <w:pPr>
-        <w:adjustRightInd w:val="0"/>
-        <w:snapToGrid w:val="0"/>
-        <w:spacing w:line="600" w:lineRule="exact"/>
-        <w:jc w:val="left"/>
-        <w:rPr>
-          <w:rFonts w:hint="eastAsia"/>
-        </w:rPr>
-      </w:pPr>
-    </w:p>
-    <w:p>
-      <w:pPr>
-        <w:adjustRightInd w:val="0"/>
-        <w:snapToGrid w:val="0"/>
-        <w:spacing w:line="600" w:lineRule="exact"/>
-        <w:jc w:val="left"/>
-        <w:rPr>
-          <w:rFonts w:hint="eastAsia"/>
-        </w:rPr>
-      </w:pPr>
-    </w:p>
-    <w:p>
-      <w:pPr>
-        <w:adjustRightInd w:val="0"/>
-        <w:snapToGrid w:val="0"/>
-        <w:spacing w:line="600" w:lineRule="exact"/>
-        <w:jc w:val="left"/>
-        <w:rPr>
-          <w:rFonts w:hint="eastAsia"/>
-        </w:rPr>
-      </w:pPr>
-    </w:p>
-    <w:p>
-      <w:pPr>
-        <w:adjustRightInd w:val="0"/>
-        <w:snapToGrid w:val="0"/>
-        <w:spacing w:line="600" w:lineRule="exact"/>
-        <w:jc w:val="left"/>
-        <w:rPr>
-          <w:rFonts w:hint="eastAsia"/>
-        </w:rPr>
-      </w:pPr>
-    </w:p>
-    <w:p>
-      <w:pPr>
-        <w:adjustRightInd w:val="0"/>
-        <w:snapToGrid w:val="0"/>
-        <w:spacing w:line="600" w:lineRule="exact"/>
-        <w:jc w:val="left"/>
-        <w:rPr>
-          <w:rFonts w:ascii="宋体" w:hAnsi="宋体"/>
-          <w:b/>
-          <w:sz w:val="28"/>
-          <w:szCs w:val="28"/>
-        </w:rPr>
-      </w:pPr>
-      <w:r>
-        <w:rPr>
-          <w:rFonts w:hint="eastAsia"/>
-        </w:rPr>
-        <w:t xml:space="preserve"> </w:t>
-      </w:r>
-    </w:p>
-    <w:p>
-      <w:pPr>
-        <w:adjustRightInd w:val="0"/>
-        <w:snapToGrid w:val="0"/>
-        <w:spacing w:line="600" w:lineRule="exact"/>
-        <w:jc w:val="left"/>
+        <w:textAlignment w:val="auto"/>
         <w:rPr>
           <w:rFonts w:ascii="宋体" w:hAnsi="宋体"/>
           <w:b/>
@@ -12021,6 +11960,7 @@
       <w:r>
         <w:rPr>
           <w:rFonts w:hint="eastAsia" w:ascii="仿宋_GB2312" w:hAnsi="宋体" w:eastAsia="仿宋_GB2312"/>
+          <w:color w:val="0000FF"/>
           <w:sz w:val="28"/>
           <w:szCs w:val="28"/>
           <w:highlight w:val="none"/>
@@ -12134,12 +12074,52 @@
     </w:p>
     <w:p>
       <w:pPr>
-        <w:pStyle w:val="14"/>
-        <w:rPr>
-          <w:rFonts w:hint="eastAsia"/>
-          <w:highlight w:val="none"/>
+        <w:keepNext w:val="0"/>
+        <w:keepLines w:val="0"/>
+        <w:pageBreakBefore/>
+        <w:widowControl w:val="0"/>
+        <w:kinsoku/>
+        <w:wordWrap/>
+        <w:overflowPunct/>
+        <w:topLinePunct w:val="0"/>
+        <w:autoSpaceDE/>
+        <w:autoSpaceDN/>
+        <w:bidi w:val="0"/>
+        <w:adjustRightInd w:val="0"/>
+        <w:snapToGrid w:val="0"/>
+        <w:spacing w:line="600" w:lineRule="exact"/>
+        <w:jc w:val="left"/>
+        <w:textAlignment w:val="auto"/>
+        <w:rPr>
+          <w:rFonts w:hint="eastAsia" w:ascii="宋体" w:hAnsi="宋体" w:eastAsia="宋体"/>
+          <w:b/>
+          <w:sz w:val="28"/>
+          <w:szCs w:val="28"/>
+          <w:highlight w:val="none"/>
+          <w:lang w:eastAsia="zh-CN"/>
         </w:rPr>
       </w:pPr>
+      <w:r>
+        <w:rPr>
+          <w:rFonts w:hint="eastAsia" w:ascii="宋体" w:hAnsi="宋体"/>
+          <w:b/>
+          <w:sz w:val="28"/>
+          <w:szCs w:val="28"/>
+          <w:highlight w:val="none"/>
+        </w:rPr>
+        <w:t>附件</w:t>
+      </w:r>
+      <w:r>
+        <w:rPr>
+          <w:rFonts w:hint="eastAsia" w:ascii="宋体" w:hAnsi="宋体"/>
+          <w:b/>
+          <w:sz w:val="28"/>
+          <w:szCs w:val="28"/>
+          <w:highlight w:val="none"/>
+          <w:lang w:val="en-US" w:eastAsia="zh-CN"/>
+        </w:rPr>
+        <w:t>2</w:t>
+      </w:r>
     </w:p>
     <w:p>
       <w:pPr>
@@ -12148,198 +12128,20 @@
         <w:spacing w:line="600" w:lineRule="exact"/>
         <w:jc w:val="center"/>
         <w:rPr>
-          <w:rFonts w:ascii="方正小标宋简体" w:hAnsi="宋体" w:eastAsia="方正小标宋简体"/>
+          <w:rFonts w:hint="eastAsia" w:ascii="宋体" w:hAnsi="宋体" w:eastAsia="宋体" w:cs="宋体"/>
           <w:sz w:val="32"/>
           <w:szCs w:val="32"/>
           <w:highlight w:val="none"/>
         </w:rPr>
       </w:pPr>
-    </w:p>
-    <w:p>
-      <w:pPr>
-        <w:adjustRightInd w:val="0"/>
-        <w:snapToGrid w:val="0"/>
-        <w:spacing w:line="600" w:lineRule="exact"/>
-        <w:ind w:firstLine="555"/>
-        <w:jc w:val="left"/>
-        <w:rPr>
-          <w:rFonts w:ascii="仿宋_GB2312" w:hAnsi="宋体" w:eastAsia="仿宋_GB2312"/>
-          <w:sz w:val="28"/>
-          <w:szCs w:val="28"/>
-          <w:highlight w:val="none"/>
-        </w:rPr>
-      </w:pPr>
-    </w:p>
-    <w:p>
-      <w:pPr>
-        <w:adjustRightInd w:val="0"/>
-        <w:snapToGrid w:val="0"/>
-        <w:spacing w:line="600" w:lineRule="exact"/>
-        <w:ind w:firstLine="555"/>
-        <w:jc w:val="left"/>
-        <w:rPr>
-          <w:rFonts w:ascii="仿宋_GB2312" w:hAnsi="宋体" w:eastAsia="仿宋_GB2312"/>
-          <w:sz w:val="28"/>
-          <w:szCs w:val="28"/>
-          <w:highlight w:val="none"/>
-        </w:rPr>
-      </w:pPr>
-    </w:p>
-    <w:p>
-      <w:pPr>
-        <w:adjustRightInd w:val="0"/>
-        <w:snapToGrid w:val="0"/>
-        <w:spacing w:line="600" w:lineRule="exact"/>
-        <w:ind w:firstLine="555"/>
-        <w:jc w:val="left"/>
-        <w:rPr>
-          <w:rFonts w:ascii="仿宋_GB2312" w:hAnsi="宋体" w:eastAsia="仿宋_GB2312"/>
-          <w:sz w:val="28"/>
-          <w:szCs w:val="28"/>
-          <w:highlight w:val="none"/>
-        </w:rPr>
-      </w:pPr>
-    </w:p>
-    <w:p>
-      <w:pPr>
-        <w:adjustRightInd w:val="0"/>
-        <w:snapToGrid w:val="0"/>
-        <w:spacing w:line="600" w:lineRule="exact"/>
-        <w:ind w:firstLine="555"/>
-        <w:jc w:val="left"/>
-        <w:rPr>
-          <w:rFonts w:ascii="仿宋_GB2312" w:hAnsi="宋体" w:eastAsia="仿宋_GB2312"/>
-          <w:sz w:val="28"/>
-          <w:szCs w:val="28"/>
-          <w:highlight w:val="none"/>
-        </w:rPr>
-      </w:pPr>
-    </w:p>
-    <w:p>
-      <w:pPr>
-        <w:adjustRightInd w:val="0"/>
-        <w:snapToGrid w:val="0"/>
-        <w:spacing w:line="600" w:lineRule="exact"/>
-        <w:ind w:firstLine="555"/>
-        <w:jc w:val="left"/>
-        <w:rPr>
-          <w:rFonts w:ascii="仿宋_GB2312" w:hAnsi="宋体" w:eastAsia="仿宋_GB2312"/>
-          <w:sz w:val="28"/>
-          <w:szCs w:val="28"/>
-          <w:highlight w:val="none"/>
-        </w:rPr>
-      </w:pPr>
-    </w:p>
-    <w:p>
-      <w:pPr>
-        <w:adjustRightInd w:val="0"/>
-        <w:snapToGrid w:val="0"/>
-        <w:spacing w:line="600" w:lineRule="exact"/>
-        <w:ind w:firstLine="555"/>
-        <w:jc w:val="left"/>
-        <w:rPr>
-          <w:rFonts w:ascii="仿宋_GB2312" w:hAnsi="宋体" w:eastAsia="仿宋_GB2312"/>
-          <w:sz w:val="28"/>
-          <w:szCs w:val="28"/>
-          <w:highlight w:val="none"/>
-        </w:rPr>
-      </w:pPr>
-    </w:p>
-    <w:p>
-      <w:pPr>
-        <w:adjustRightInd w:val="0"/>
-        <w:snapToGrid w:val="0"/>
-        <w:spacing w:line="600" w:lineRule="exact"/>
-        <w:ind w:firstLine="555"/>
-        <w:jc w:val="left"/>
-        <w:rPr>
-          <w:rFonts w:ascii="仿宋_GB2312" w:hAnsi="宋体" w:eastAsia="仿宋_GB2312"/>
-          <w:sz w:val="28"/>
-          <w:szCs w:val="28"/>
-          <w:highlight w:val="none"/>
-        </w:rPr>
-      </w:pPr>
-    </w:p>
-    <w:p>
-      <w:pPr>
-        <w:adjustRightInd w:val="0"/>
-        <w:snapToGrid w:val="0"/>
-        <w:spacing w:line="600" w:lineRule="exact"/>
-        <w:ind w:firstLine="555"/>
-        <w:jc w:val="left"/>
-        <w:rPr>
-          <w:rFonts w:ascii="仿宋_GB2312" w:hAnsi="宋体" w:eastAsia="仿宋_GB2312"/>
-          <w:sz w:val="28"/>
-          <w:szCs w:val="28"/>
-          <w:highlight w:val="none"/>
-        </w:rPr>
-      </w:pPr>
-    </w:p>
-    <w:p>
-      <w:pPr>
-        <w:adjustRightInd w:val="0"/>
-        <w:snapToGrid w:val="0"/>
-        <w:spacing w:line="600" w:lineRule="exact"/>
-        <w:ind w:firstLine="555"/>
-        <w:jc w:val="left"/>
-        <w:rPr>
-          <w:rFonts w:ascii="仿宋_GB2312" w:hAnsi="宋体" w:eastAsia="仿宋_GB2312"/>
-          <w:sz w:val="28"/>
-          <w:szCs w:val="28"/>
-          <w:highlight w:val="none"/>
-        </w:rPr>
-      </w:pPr>
-    </w:p>
-    <w:p>
-      <w:pPr>
-        <w:adjustRightInd w:val="0"/>
-        <w:snapToGrid w:val="0"/>
-        <w:spacing w:line="600" w:lineRule="exact"/>
-        <w:ind w:firstLine="555"/>
-        <w:jc w:val="left"/>
-        <w:rPr>
-          <w:rFonts w:ascii="仿宋_GB2312" w:hAnsi="宋体" w:eastAsia="仿宋_GB2312"/>
-          <w:sz w:val="28"/>
-          <w:szCs w:val="28"/>
-          <w:highlight w:val="none"/>
-        </w:rPr>
-      </w:pPr>
-    </w:p>
-    <w:p>
-      <w:pPr>
-        <w:adjustRightInd w:val="0"/>
-        <w:snapToGrid w:val="0"/>
-        <w:spacing w:line="600" w:lineRule="exact"/>
-        <w:jc w:val="left"/>
-        <w:rPr>
-          <w:rFonts w:hint="eastAsia" w:ascii="宋体" w:hAnsi="宋体" w:eastAsia="宋体"/>
-          <w:b/>
-          <w:sz w:val="28"/>
-          <w:szCs w:val="28"/>
-          <w:highlight w:val="none"/>
-          <w:lang w:eastAsia="zh-CN"/>
-        </w:rPr>
-      </w:pPr>
-      <w:r>
-        <w:rPr>
-          <w:rFonts w:hint="eastAsia" w:ascii="宋体" w:hAnsi="宋体"/>
-          <w:b/>
-          <w:sz w:val="28"/>
-          <w:szCs w:val="28"/>
-          <w:highlight w:val="none"/>
-        </w:rPr>
-        <w:t>附件</w:t>
-      </w:r>
-      <w:r>
-        <w:rPr>
-          <w:rFonts w:hint="eastAsia" w:ascii="宋体" w:hAnsi="宋体"/>
-          <w:b/>
-          <w:sz w:val="28"/>
-          <w:szCs w:val="28"/>
-          <w:highlight w:val="none"/>
-          <w:lang w:val="en-US" w:eastAsia="zh-CN"/>
-        </w:rPr>
-        <w:t>2</w:t>
+      <w:r>
+        <w:rPr>
+          <w:rFonts w:hint="eastAsia" w:ascii="宋体" w:hAnsi="宋体" w:eastAsia="宋体" w:cs="宋体"/>
+          <w:sz w:val="32"/>
+          <w:szCs w:val="32"/>
+          <w:highlight w:val="none"/>
+        </w:rPr>
+        <w:t>中选通知书</w:t>
       </w:r>
     </w:p>
     <w:p>
@@ -12349,29 +12151,6 @@
         <w:spacing w:line="600" w:lineRule="exact"/>
         <w:jc w:val="center"/>
         <w:rPr>
-          <w:rFonts w:hint="eastAsia" w:ascii="宋体" w:hAnsi="宋体" w:eastAsia="宋体" w:cs="宋体"/>
-          <w:sz w:val="32"/>
-          <w:szCs w:val="32"/>
-          <w:highlight w:val="none"/>
-        </w:rPr>
-      </w:pPr>
-      <w:r>
-        <w:rPr>
-          <w:rFonts w:hint="eastAsia" w:ascii="宋体" w:hAnsi="宋体" w:eastAsia="宋体" w:cs="宋体"/>
-          <w:sz w:val="32"/>
-          <w:szCs w:val="32"/>
-          <w:highlight w:val="none"/>
-        </w:rPr>
-        <w:t>中选通知书</w:t>
-      </w:r>
-    </w:p>
-    <w:p>
-      <w:pPr>
-        <w:adjustRightInd w:val="0"/>
-        <w:snapToGrid w:val="0"/>
-        <w:spacing w:line="600" w:lineRule="exact"/>
-        <w:jc w:val="center"/>
-        <w:rPr>
           <w:rFonts w:ascii="方正小标宋简体" w:hAnsi="宋体" w:eastAsia="方正小标宋简体"/>
           <w:sz w:val="32"/>
           <w:szCs w:val="32"/>
@@ -12769,83 +12548,22 @@
     </w:p>
     <w:p>
       <w:pPr>
-        <w:adjustRightInd w:val="0"/>
-        <w:snapToGrid w:val="0"/>
-        <w:spacing w:line="600" w:lineRule="exact"/>
-        <w:jc w:val="left"/>
-        <w:rPr>
-          <w:rFonts w:ascii="宋体" w:hAnsi="宋体"/>
-          <w:b/>
-          <w:sz w:val="28"/>
-          <w:szCs w:val="28"/>
-          <w:highlight w:val="none"/>
-        </w:rPr>
-      </w:pPr>
-    </w:p>
-    <w:p>
-      <w:pPr>
-        <w:rPr>
-          <w:highlight w:val="none"/>
-        </w:rPr>
-      </w:pPr>
-    </w:p>
-    <w:p>
-      <w:pPr>
-        <w:adjustRightInd w:val="0"/>
-        <w:snapToGrid w:val="0"/>
-        <w:spacing w:line="600" w:lineRule="exact"/>
-        <w:ind w:firstLine="555"/>
-        <w:jc w:val="left"/>
-        <w:rPr>
-          <w:rFonts w:ascii="仿宋_GB2312" w:hAnsi="宋体" w:eastAsia="仿宋_GB2312"/>
-          <w:sz w:val="28"/>
-          <w:szCs w:val="28"/>
-          <w:highlight w:val="none"/>
-        </w:rPr>
-      </w:pPr>
-    </w:p>
-    <w:p>
-      <w:pPr>
-        <w:pStyle w:val="14"/>
-        <w:rPr>
-          <w:highlight w:val="none"/>
-        </w:rPr>
-      </w:pPr>
-    </w:p>
-    <w:p>
-      <w:pPr>
-        <w:pStyle w:val="59"/>
-        <w:rPr>
-          <w:highlight w:val="none"/>
-        </w:rPr>
-      </w:pPr>
-    </w:p>
-    <w:p>
-      <w:pPr>
-        <w:pStyle w:val="59"/>
-        <w:rPr>
-          <w:highlight w:val="none"/>
-        </w:rPr>
-      </w:pPr>
-    </w:p>
-    <w:p>
-      <w:pPr>
-        <w:rPr>
-          <w:highlight w:val="none"/>
-        </w:rPr>
-      </w:pPr>
-    </w:p>
-    <w:p>
-      <w:pPr>
-        <w:pStyle w:val="14"/>
-        <w:rPr>
-          <w:highlight w:val="none"/>
-        </w:rPr>
-      </w:pPr>
-    </w:p>
-    <w:p>
-      <w:pPr>
         <w:pStyle w:val="3"/>
+        <w:keepNext w:val="0"/>
+        <w:keepLines w:val="0"/>
+        <w:pageBreakBefore/>
+        <w:widowControl w:val="0"/>
+        <w:kinsoku/>
+        <w:wordWrap/>
+        <w:overflowPunct/>
+        <w:topLinePunct w:val="0"/>
+        <w:autoSpaceDE/>
+        <w:autoSpaceDN/>
+        <w:bidi w:val="0"/>
+        <w:adjustRightInd/>
+        <w:snapToGrid/>
+        <w:spacing w:line="416" w:lineRule="auto"/>
+        <w:textAlignment w:val="auto"/>
         <w:outlineLvl w:val="0"/>
         <w:rPr>
           <w:highlight w:val="none"/>
@@ -12859,8 +12577,8 @@
         </w:rPr>
         <w:t>第三章</w:t>
       </w:r>
-      <w:bookmarkStart w:id="26" w:name="_Toc87616371"/>
-      <w:bookmarkStart w:id="27" w:name="_Toc88209934"/>
+      <w:bookmarkStart w:id="26" w:name="_Toc88209934"/>
+      <w:bookmarkStart w:id="27" w:name="_Toc87616371"/>
       <w:r>
         <w:rPr>
           <w:rFonts w:hint="eastAsia" w:ascii="宋体" w:hAnsi="宋体" w:eastAsia="宋体" w:cs="宋体"/>
@@ -13316,6 +13034,7 @@
               <w:ind w:left="480" w:hanging="480" w:hangingChars="200"/>
               <w:rPr>
                 <w:rFonts w:hint="eastAsia" w:ascii="仿宋_GB2312" w:hAnsi="宋体" w:eastAsia="仿宋_GB2312"/>
+                <w:color w:val="0000FF"/>
                 <w:sz w:val="24"/>
                 <w:szCs w:val="24"/>
                 <w:highlight w:val="none"/>
@@ -13326,6 +13045,7 @@
             <w:r>
               <w:rPr>
                 <w:rFonts w:hint="eastAsia" w:ascii="仿宋_GB2312" w:hAnsi="宋体" w:eastAsia="仿宋_GB2312"/>
+                <w:color w:val="0000FF"/>
                 <w:sz w:val="24"/>
                 <w:szCs w:val="24"/>
                 <w:highlight w:val="none"/>
@@ -14152,9 +13872,9 @@
     <w:p>
       <w:pPr>
         <w:pStyle w:val="2"/>
-        <w:keepNext/>
-        <w:keepLines/>
-        <w:pageBreakBefore w:val="0"/>
+        <w:keepNext w:val="0"/>
+        <w:keepLines w:val="0"/>
+        <w:pageBreakBefore/>
         <w:widowControl w:val="0"/>
         <w:kinsoku/>
         <w:wordWrap/>
@@ -14171,13 +13891,6 @@
           <w:highlight w:val="none"/>
         </w:rPr>
       </w:pPr>
-      <w:r>
-        <w:rPr>
-          <w:rFonts w:hint="eastAsia"/>
-          <w:highlight w:val="none"/>
-        </w:rPr>
-        <w:br w:type="page"/>
-      </w:r>
       <w:bookmarkStart w:id="28" w:name="_Toc6982"/>
       <w:r>
         <w:rPr>
@@ -17211,20 +16924,27 @@
     <w:p>
       <w:pPr>
         <w:pStyle w:val="2"/>
+        <w:keepNext w:val="0"/>
+        <w:keepLines w:val="0"/>
+        <w:pageBreakBefore/>
+        <w:widowControl w:val="0"/>
+        <w:kinsoku/>
+        <w:wordWrap/>
+        <w:overflowPunct/>
+        <w:topLinePunct w:val="0"/>
+        <w:autoSpaceDE/>
+        <w:autoSpaceDN/>
+        <w:bidi w:val="0"/>
+        <w:adjustRightInd/>
+        <w:snapToGrid/>
         <w:spacing w:line="360" w:lineRule="auto"/>
+        <w:textAlignment w:val="auto"/>
         <w:rPr>
           <w:rFonts w:hint="eastAsia" w:ascii="宋体" w:hAnsi="宋体" w:eastAsia="宋体" w:cs="宋体"/>
           <w:highlight w:val="none"/>
           <w:lang w:val="en-US" w:eastAsia="zh-CN"/>
         </w:rPr>
       </w:pPr>
-      <w:r>
-        <w:rPr>
-          <w:rFonts w:hint="eastAsia"/>
-          <w:highlight w:val="none"/>
-        </w:rPr>
-        <w:br w:type="page"/>
-      </w:r>
       <w:bookmarkStart w:id="36" w:name="_Toc20383"/>
       <w:r>
         <w:rPr>
@@ -17233,8 +16953,8 @@
         </w:rPr>
         <w:t>第五章</w:t>
       </w:r>
-      <w:bookmarkStart w:id="37" w:name="_Toc87616383"/>
-      <w:bookmarkStart w:id="38" w:name="_Toc88209946"/>
+      <w:bookmarkStart w:id="37" w:name="_Toc88209946"/>
+      <w:bookmarkStart w:id="38" w:name="_Toc87616383"/>
       <w:r>
         <w:rPr>
           <w:rFonts w:hint="eastAsia" w:ascii="宋体" w:hAnsi="宋体" w:eastAsia="宋体" w:cs="宋体"/>
@@ -21506,100 +21226,24 @@
     </w:p>
     <w:p>
       <w:pPr>
+        <w:pStyle w:val="2"/>
+        <w:keepNext w:val="0"/>
+        <w:keepLines w:val="0"/>
+        <w:pageBreakBefore/>
         <w:widowControl w:val="0"/>
-        <w:numPr>
-          <w:ilvl w:val="0"/>
-          <w:numId w:val="0"/>
-        </w:numPr>
-        <w:spacing w:before="42" w:line="352" w:lineRule="auto"/>
-        <w:ind w:right="98" w:rightChars="0"/>
-        <w:jc w:val="both"/>
-        <w:rPr>
-          <w:rFonts w:hint="eastAsia" w:ascii="仿宋" w:hAnsi="仿宋" w:eastAsia="仿宋" w:cs="仿宋"/>
-          <w:spacing w:val="-2"/>
-          <w:sz w:val="24"/>
-          <w:szCs w:val="24"/>
-        </w:rPr>
-      </w:pPr>
-    </w:p>
-    <w:p>
-      <w:pPr>
-        <w:widowControl w:val="0"/>
-        <w:numPr>
-          <w:ilvl w:val="0"/>
-          <w:numId w:val="0"/>
-        </w:numPr>
-        <w:spacing w:before="42" w:line="352" w:lineRule="auto"/>
-        <w:ind w:right="98" w:rightChars="0"/>
-        <w:jc w:val="both"/>
-        <w:rPr>
-          <w:rFonts w:hint="eastAsia" w:ascii="仿宋" w:hAnsi="仿宋" w:eastAsia="仿宋" w:cs="仿宋"/>
-          <w:spacing w:val="-2"/>
-          <w:sz w:val="24"/>
-          <w:szCs w:val="24"/>
-        </w:rPr>
-      </w:pPr>
-    </w:p>
-    <w:p>
-      <w:pPr>
-        <w:widowControl w:val="0"/>
-        <w:numPr>
-          <w:ilvl w:val="0"/>
-          <w:numId w:val="0"/>
-        </w:numPr>
-        <w:spacing w:before="42" w:line="352" w:lineRule="auto"/>
-        <w:ind w:right="98" w:rightChars="0"/>
-        <w:jc w:val="both"/>
-        <w:rPr>
-          <w:rFonts w:hint="eastAsia" w:ascii="仿宋" w:hAnsi="仿宋" w:eastAsia="仿宋" w:cs="仿宋"/>
-          <w:spacing w:val="-2"/>
-          <w:sz w:val="24"/>
-          <w:szCs w:val="24"/>
-        </w:rPr>
-      </w:pPr>
-    </w:p>
-    <w:p>
-      <w:pPr>
-        <w:widowControl w:val="0"/>
-        <w:numPr>
-          <w:ilvl w:val="0"/>
-          <w:numId w:val="0"/>
-        </w:numPr>
-        <w:spacing w:before="42" w:line="352" w:lineRule="auto"/>
-        <w:ind w:right="98" w:rightChars="0"/>
-        <w:jc w:val="both"/>
-        <w:rPr>
-          <w:rFonts w:hint="eastAsia" w:ascii="仿宋" w:hAnsi="仿宋" w:eastAsia="仿宋" w:cs="仿宋"/>
-          <w:spacing w:val="-2"/>
-          <w:sz w:val="24"/>
-          <w:szCs w:val="24"/>
-        </w:rPr>
-      </w:pPr>
-    </w:p>
-    <w:p>
-      <w:pPr>
-        <w:widowControl w:val="0"/>
-        <w:numPr>
-          <w:ilvl w:val="0"/>
-          <w:numId w:val="0"/>
-        </w:numPr>
-        <w:spacing w:before="42" w:line="352" w:lineRule="auto"/>
-        <w:ind w:right="98" w:rightChars="0"/>
-        <w:jc w:val="both"/>
-        <w:rPr>
-          <w:rFonts w:hint="eastAsia" w:ascii="仿宋" w:hAnsi="仿宋" w:eastAsia="仿宋" w:cs="仿宋"/>
-          <w:spacing w:val="-2"/>
-          <w:sz w:val="24"/>
-          <w:szCs w:val="24"/>
-        </w:rPr>
-      </w:pPr>
-    </w:p>
-    <w:p>
-      <w:pPr>
-        <w:pStyle w:val="2"/>
+        <w:kinsoku/>
+        <w:wordWrap/>
+        <w:overflowPunct/>
+        <w:topLinePunct w:val="0"/>
+        <w:autoSpaceDE/>
+        <w:autoSpaceDN/>
+        <w:bidi w:val="0"/>
+        <w:adjustRightInd/>
+        <w:snapToGrid/>
         <w:spacing w:line="240" w:lineRule="auto"/>
         <w:ind w:left="113" w:right="0"/>
         <w:jc w:val="center"/>
+        <w:textAlignment w:val="auto"/>
         <w:rPr>
           <w:rFonts w:hint="eastAsia" w:ascii="方正小标宋简体" w:hAnsi="方正小标宋简体" w:eastAsia="方正小标宋简体" w:cs="方正小标宋简体"/>
           <w:kern w:val="0"/>
@@ -21611,6 +21255,7 @@
       <w:r>
         <w:rPr>
           <w:rFonts w:hint="eastAsia" w:ascii="方正小标宋简体" w:hAnsi="方正小标宋简体" w:eastAsia="方正小标宋简体" w:cs="方正小标宋简体"/>
+          <w:color w:val="0000FF"/>
           <w:kern w:val="0"/>
           <w:sz w:val="36"/>
           <w:szCs w:val="36"/>
@@ -25622,9 +25267,23 @@
     <w:p>
       <w:pPr>
         <w:pStyle w:val="2"/>
+        <w:keepNext w:val="0"/>
+        <w:keepLines w:val="0"/>
+        <w:pageBreakBefore/>
+        <w:widowControl w:val="0"/>
+        <w:kinsoku/>
+        <w:wordWrap/>
+        <w:overflowPunct/>
+        <w:topLinePunct w:val="0"/>
+        <w:autoSpaceDE/>
+        <w:autoSpaceDN/>
+        <w:bidi w:val="0"/>
+        <w:adjustRightInd/>
+        <w:snapToGrid/>
         <w:spacing w:line="240" w:lineRule="auto"/>
         <w:ind w:left="113" w:right="0"/>
         <w:jc w:val="center"/>
+        <w:textAlignment w:val="auto"/>
         <w:rPr>
           <w:rFonts w:hint="eastAsia" w:ascii="方正小标宋简体" w:hAnsi="方正小标宋简体" w:eastAsia="方正小标宋简体" w:cs="方正小标宋简体"/>
           <w:kern w:val="0"/>
@@ -25633,170 +25292,32 @@
           <w:lang w:val="en-US" w:eastAsia="zh-CN" w:bidi="ar-SA"/>
         </w:rPr>
       </w:pPr>
-    </w:p>
-    <w:p>
-      <w:pPr>
-        <w:pStyle w:val="2"/>
-        <w:spacing w:line="240" w:lineRule="auto"/>
-        <w:ind w:left="113" w:right="0"/>
-        <w:jc w:val="center"/>
+      <w:r>
         <w:rPr>
           <w:rFonts w:hint="eastAsia" w:ascii="方正小标宋简体" w:hAnsi="方正小标宋简体" w:eastAsia="方正小标宋简体" w:cs="方正小标宋简体"/>
+          <w:color w:val="0000FF"/>
           <w:kern w:val="0"/>
           <w:sz w:val="36"/>
           <w:szCs w:val="36"/>
           <w:lang w:val="en-US" w:eastAsia="zh-CN" w:bidi="ar-SA"/>
         </w:rPr>
-      </w:pPr>
-    </w:p>
-    <w:p>
-      <w:pPr>
-        <w:pStyle w:val="2"/>
-        <w:spacing w:line="240" w:lineRule="auto"/>
-        <w:ind w:left="113" w:right="0"/>
-        <w:jc w:val="center"/>
-        <w:rPr>
-          <w:rFonts w:hint="eastAsia" w:ascii="方正小标宋简体" w:hAnsi="方正小标宋简体" w:eastAsia="方正小标宋简体" w:cs="方正小标宋简体"/>
+        <w:t>{{biaoduanming</w:t>
+      </w:r>
+      <w:r>
+        <w:rPr>
+          <w:rFonts w:hint="eastAsia" w:ascii="方正小标宋简体" w:hAnsi="方正小标宋简体" w:cs="方正小标宋简体"/>
+          <w:color w:val="0000FF"/>
           <w:kern w:val="0"/>
           <w:sz w:val="36"/>
           <w:szCs w:val="36"/>
           <w:lang w:val="en-US" w:eastAsia="zh-CN" w:bidi="ar-SA"/>
         </w:rPr>
-      </w:pPr>
-    </w:p>
-    <w:p>
-      <w:pPr>
-        <w:pStyle w:val="2"/>
-        <w:spacing w:line="240" w:lineRule="auto"/>
-        <w:ind w:left="113" w:right="0"/>
-        <w:jc w:val="center"/>
+        <w:t>2</w:t>
+      </w:r>
+      <w:r>
         <w:rPr>
           <w:rFonts w:hint="eastAsia" w:ascii="方正小标宋简体" w:hAnsi="方正小标宋简体" w:eastAsia="方正小标宋简体" w:cs="方正小标宋简体"/>
-          <w:kern w:val="0"/>
-          <w:sz w:val="36"/>
-          <w:szCs w:val="36"/>
-          <w:lang w:val="en-US" w:eastAsia="zh-CN" w:bidi="ar-SA"/>
-        </w:rPr>
-      </w:pPr>
-    </w:p>
-    <w:p>
-      <w:pPr>
-        <w:pStyle w:val="2"/>
-        <w:spacing w:line="240" w:lineRule="auto"/>
-        <w:ind w:left="113" w:right="0"/>
-        <w:jc w:val="center"/>
-        <w:rPr>
-          <w:rFonts w:hint="eastAsia" w:ascii="方正小标宋简体" w:hAnsi="方正小标宋简体" w:eastAsia="方正小标宋简体" w:cs="方正小标宋简体"/>
-          <w:kern w:val="0"/>
-          <w:sz w:val="36"/>
-          <w:szCs w:val="36"/>
-          <w:lang w:val="en-US" w:eastAsia="zh-CN" w:bidi="ar-SA"/>
-        </w:rPr>
-      </w:pPr>
-    </w:p>
-    <w:p>
-      <w:pPr>
-        <w:rPr>
-          <w:rFonts w:hint="eastAsia" w:ascii="方正小标宋简体" w:hAnsi="方正小标宋简体" w:eastAsia="方正小标宋简体" w:cs="方正小标宋简体"/>
-          <w:kern w:val="0"/>
-          <w:sz w:val="36"/>
-          <w:szCs w:val="36"/>
-          <w:lang w:val="en-US" w:eastAsia="zh-CN" w:bidi="ar-SA"/>
-        </w:rPr>
-      </w:pPr>
-    </w:p>
-    <w:p>
-      <w:pPr>
-        <w:rPr>
-          <w:rFonts w:hint="eastAsia" w:ascii="方正小标宋简体" w:hAnsi="方正小标宋简体" w:eastAsia="方正小标宋简体" w:cs="方正小标宋简体"/>
-          <w:kern w:val="0"/>
-          <w:sz w:val="36"/>
-          <w:szCs w:val="36"/>
-          <w:lang w:val="en-US" w:eastAsia="zh-CN" w:bidi="ar-SA"/>
-        </w:rPr>
-      </w:pPr>
-    </w:p>
-    <w:p>
-      <w:pPr>
-        <w:rPr>
-          <w:rFonts w:hint="eastAsia" w:ascii="方正小标宋简体" w:hAnsi="方正小标宋简体" w:eastAsia="方正小标宋简体" w:cs="方正小标宋简体"/>
-          <w:kern w:val="0"/>
-          <w:sz w:val="36"/>
-          <w:szCs w:val="36"/>
-          <w:lang w:val="en-US" w:eastAsia="zh-CN" w:bidi="ar-SA"/>
-        </w:rPr>
-      </w:pPr>
-    </w:p>
-    <w:p>
-      <w:pPr>
-        <w:rPr>
-          <w:rFonts w:hint="eastAsia" w:ascii="方正小标宋简体" w:hAnsi="方正小标宋简体" w:eastAsia="方正小标宋简体" w:cs="方正小标宋简体"/>
-          <w:kern w:val="0"/>
-          <w:sz w:val="36"/>
-          <w:szCs w:val="36"/>
-          <w:lang w:val="en-US" w:eastAsia="zh-CN" w:bidi="ar-SA"/>
-        </w:rPr>
-      </w:pPr>
-    </w:p>
-    <w:p>
-      <w:pPr>
-        <w:rPr>
-          <w:rFonts w:hint="eastAsia" w:ascii="方正小标宋简体" w:hAnsi="方正小标宋简体" w:eastAsia="方正小标宋简体" w:cs="方正小标宋简体"/>
-          <w:kern w:val="0"/>
-          <w:sz w:val="36"/>
-          <w:szCs w:val="36"/>
-          <w:lang w:val="en-US" w:eastAsia="zh-CN" w:bidi="ar-SA"/>
-        </w:rPr>
-      </w:pPr>
-    </w:p>
-    <w:p>
-      <w:pPr>
-        <w:rPr>
-          <w:rFonts w:hint="eastAsia" w:ascii="方正小标宋简体" w:hAnsi="方正小标宋简体" w:eastAsia="方正小标宋简体" w:cs="方正小标宋简体"/>
-          <w:kern w:val="0"/>
-          <w:sz w:val="36"/>
-          <w:szCs w:val="36"/>
-          <w:lang w:val="en-US" w:eastAsia="zh-CN" w:bidi="ar-SA"/>
-        </w:rPr>
-      </w:pPr>
-    </w:p>
-    <w:p>
-      <w:pPr>
-        <w:pStyle w:val="2"/>
-        <w:spacing w:line="240" w:lineRule="auto"/>
-        <w:ind w:left="113" w:right="0"/>
-        <w:jc w:val="center"/>
-        <w:rPr>
-          <w:rFonts w:hint="eastAsia" w:ascii="方正小标宋简体" w:hAnsi="方正小标宋简体" w:eastAsia="方正小标宋简体" w:cs="方正小标宋简体"/>
-          <w:kern w:val="0"/>
-          <w:sz w:val="36"/>
-          <w:szCs w:val="36"/>
-          <w:lang w:val="en-US" w:eastAsia="zh-CN" w:bidi="ar-SA"/>
-        </w:rPr>
-      </w:pPr>
-      <w:r>
-        <w:rPr>
-          <w:rFonts w:hint="eastAsia" w:ascii="方正小标宋简体" w:hAnsi="方正小标宋简体" w:eastAsia="方正小标宋简体" w:cs="方正小标宋简体"/>
-          <w:kern w:val="0"/>
-          <w:sz w:val="36"/>
-          <w:szCs w:val="36"/>
-          <w:lang w:val="en-US" w:eastAsia="zh-CN" w:bidi="ar-SA"/>
-        </w:rPr>
-        <w:t>{{biaoduanming</w:t>
-      </w:r>
-      <w:r>
-        <w:rPr>
-          <w:rFonts w:hint="eastAsia" w:ascii="方正小标宋简体" w:hAnsi="方正小标宋简体" w:cs="方正小标宋简体"/>
-          <w:kern w:val="0"/>
-          <w:sz w:val="36"/>
-          <w:szCs w:val="36"/>
-          <w:lang w:val="en-US" w:eastAsia="zh-CN" w:bidi="ar-SA"/>
-        </w:rPr>
-        <w:t>2</w:t>
-      </w:r>
-      <w:r>
-        <w:rPr>
-          <w:rFonts w:hint="eastAsia" w:ascii="方正小标宋简体" w:hAnsi="方正小标宋简体" w:eastAsia="方正小标宋简体" w:cs="方正小标宋简体"/>
+          <w:color w:val="0000FF"/>
           <w:kern w:val="0"/>
           <w:sz w:val="36"/>
           <w:szCs w:val="36"/>
@@ -29808,317 +29329,23 @@
     </w:p>
     <w:p>
       <w:pPr>
+        <w:keepNext w:val="0"/>
+        <w:keepLines w:val="0"/>
+        <w:pageBreakBefore/>
+        <w:widowControl w:val="0"/>
+        <w:kinsoku/>
+        <w:wordWrap/>
+        <w:overflowPunct/>
+        <w:topLinePunct w:val="0"/>
+        <w:autoSpaceDE/>
+        <w:autoSpaceDN/>
+        <w:bidi w:val="0"/>
+        <w:adjustRightInd/>
+        <w:snapToGrid/>
         <w:spacing w:line="240" w:lineRule="auto"/>
         <w:ind w:left="0" w:right="0" w:firstLine="0"/>
         <w:jc w:val="both"/>
-        <w:rPr>
-          <w:rFonts w:hint="eastAsia" w:ascii="黑体" w:hAnsi="黑体" w:eastAsia="黑体" w:cs="黑体"/>
-          <w:w w:val="100"/>
-          <w:sz w:val="32"/>
-          <w:szCs w:val="32"/>
-          <w:lang w:eastAsia="zh-CN"/>
-        </w:rPr>
-      </w:pPr>
-    </w:p>
-    <w:p>
-      <w:pPr>
-        <w:spacing w:line="240" w:lineRule="auto"/>
-        <w:ind w:left="0" w:right="0" w:firstLine="0"/>
-        <w:jc w:val="both"/>
-        <w:rPr>
-          <w:rFonts w:hint="eastAsia" w:ascii="黑体" w:hAnsi="黑体" w:eastAsia="黑体" w:cs="黑体"/>
-          <w:w w:val="100"/>
-          <w:sz w:val="32"/>
-          <w:szCs w:val="32"/>
-          <w:lang w:eastAsia="zh-CN"/>
-        </w:rPr>
-      </w:pPr>
-    </w:p>
-    <w:p>
-      <w:pPr>
-        <w:spacing w:line="240" w:lineRule="auto"/>
-        <w:ind w:left="0" w:right="0" w:firstLine="0"/>
-        <w:jc w:val="both"/>
-        <w:rPr>
-          <w:rFonts w:hint="eastAsia" w:ascii="黑体" w:hAnsi="黑体" w:eastAsia="黑体" w:cs="黑体"/>
-          <w:w w:val="100"/>
-          <w:sz w:val="32"/>
-          <w:szCs w:val="32"/>
-          <w:lang w:eastAsia="zh-CN"/>
-        </w:rPr>
-      </w:pPr>
-    </w:p>
-    <w:p>
-      <w:pPr>
-        <w:spacing w:line="240" w:lineRule="auto"/>
-        <w:ind w:left="0" w:right="0" w:firstLine="0"/>
-        <w:jc w:val="both"/>
-        <w:rPr>
-          <w:rFonts w:hint="eastAsia" w:ascii="黑体" w:hAnsi="黑体" w:eastAsia="黑体" w:cs="黑体"/>
-          <w:w w:val="100"/>
-          <w:sz w:val="32"/>
-          <w:szCs w:val="32"/>
-          <w:lang w:eastAsia="zh-CN"/>
-        </w:rPr>
-      </w:pPr>
-    </w:p>
-    <w:p>
-      <w:pPr>
-        <w:spacing w:line="240" w:lineRule="auto"/>
-        <w:ind w:left="0" w:right="0" w:firstLine="0"/>
-        <w:jc w:val="both"/>
-        <w:rPr>
-          <w:rFonts w:hint="eastAsia" w:ascii="黑体" w:hAnsi="黑体" w:eastAsia="黑体" w:cs="黑体"/>
-          <w:w w:val="100"/>
-          <w:sz w:val="32"/>
-          <w:szCs w:val="32"/>
-          <w:lang w:eastAsia="zh-CN"/>
-        </w:rPr>
-      </w:pPr>
-    </w:p>
-    <w:p>
-      <w:pPr>
-        <w:spacing w:line="240" w:lineRule="auto"/>
-        <w:ind w:left="0" w:right="0" w:firstLine="0"/>
-        <w:jc w:val="both"/>
-        <w:rPr>
-          <w:rFonts w:hint="eastAsia" w:ascii="黑体" w:hAnsi="黑体" w:eastAsia="黑体" w:cs="黑体"/>
-          <w:w w:val="100"/>
-          <w:sz w:val="32"/>
-          <w:szCs w:val="32"/>
-          <w:lang w:eastAsia="zh-CN"/>
-        </w:rPr>
-      </w:pPr>
-    </w:p>
-    <w:p>
-      <w:pPr>
-        <w:spacing w:line="240" w:lineRule="auto"/>
-        <w:ind w:left="0" w:right="0" w:firstLine="0"/>
-        <w:jc w:val="both"/>
-        <w:rPr>
-          <w:rFonts w:hint="eastAsia" w:ascii="黑体" w:hAnsi="黑体" w:eastAsia="黑体" w:cs="黑体"/>
-          <w:w w:val="100"/>
-          <w:sz w:val="32"/>
-          <w:szCs w:val="32"/>
-          <w:lang w:eastAsia="zh-CN"/>
-        </w:rPr>
-      </w:pPr>
-    </w:p>
-    <w:p>
-      <w:pPr>
-        <w:spacing w:line="240" w:lineRule="auto"/>
-        <w:ind w:left="0" w:right="0" w:firstLine="0"/>
-        <w:jc w:val="both"/>
-        <w:rPr>
-          <w:rFonts w:hint="eastAsia" w:ascii="黑体" w:hAnsi="黑体" w:eastAsia="黑体" w:cs="黑体"/>
-          <w:w w:val="100"/>
-          <w:sz w:val="32"/>
-          <w:szCs w:val="32"/>
-          <w:lang w:eastAsia="zh-CN"/>
-        </w:rPr>
-      </w:pPr>
-    </w:p>
-    <w:p>
-      <w:pPr>
-        <w:spacing w:line="240" w:lineRule="auto"/>
-        <w:ind w:left="0" w:right="0" w:firstLine="0"/>
-        <w:jc w:val="both"/>
-        <w:rPr>
-          <w:rFonts w:hint="eastAsia" w:ascii="黑体" w:hAnsi="黑体" w:eastAsia="黑体" w:cs="黑体"/>
-          <w:w w:val="100"/>
-          <w:sz w:val="32"/>
-          <w:szCs w:val="32"/>
-          <w:lang w:eastAsia="zh-CN"/>
-        </w:rPr>
-      </w:pPr>
-    </w:p>
-    <w:p>
-      <w:pPr>
-        <w:spacing w:line="240" w:lineRule="auto"/>
-        <w:ind w:left="0" w:right="0" w:firstLine="0"/>
-        <w:jc w:val="both"/>
-        <w:rPr>
-          <w:rFonts w:hint="eastAsia" w:ascii="黑体" w:hAnsi="黑体" w:eastAsia="黑体" w:cs="黑体"/>
-          <w:w w:val="100"/>
-          <w:sz w:val="32"/>
-          <w:szCs w:val="32"/>
-          <w:lang w:eastAsia="zh-CN"/>
-        </w:rPr>
-      </w:pPr>
-    </w:p>
-    <w:p>
-      <w:pPr>
-        <w:spacing w:line="240" w:lineRule="auto"/>
-        <w:ind w:left="0" w:right="0" w:firstLine="0"/>
-        <w:jc w:val="both"/>
-        <w:rPr>
-          <w:rFonts w:hint="eastAsia" w:ascii="黑体" w:hAnsi="黑体" w:eastAsia="黑体" w:cs="黑体"/>
-          <w:w w:val="100"/>
-          <w:sz w:val="32"/>
-          <w:szCs w:val="32"/>
-          <w:lang w:eastAsia="zh-CN"/>
-        </w:rPr>
-      </w:pPr>
-    </w:p>
-    <w:p>
-      <w:pPr>
-        <w:spacing w:line="240" w:lineRule="auto"/>
-        <w:ind w:left="0" w:right="0" w:firstLine="0"/>
-        <w:jc w:val="both"/>
-        <w:rPr>
-          <w:rFonts w:hint="eastAsia" w:ascii="黑体" w:hAnsi="黑体" w:eastAsia="黑体" w:cs="黑体"/>
-          <w:w w:val="100"/>
-          <w:sz w:val="32"/>
-          <w:szCs w:val="32"/>
-          <w:lang w:eastAsia="zh-CN"/>
-        </w:rPr>
-      </w:pPr>
-    </w:p>
-    <w:p>
-      <w:pPr>
-        <w:spacing w:line="240" w:lineRule="auto"/>
-        <w:ind w:left="0" w:right="0" w:firstLine="0"/>
-        <w:jc w:val="both"/>
-        <w:rPr>
-          <w:rFonts w:hint="eastAsia" w:ascii="黑体" w:hAnsi="黑体" w:eastAsia="黑体" w:cs="黑体"/>
-          <w:w w:val="100"/>
-          <w:sz w:val="32"/>
-          <w:szCs w:val="32"/>
-          <w:lang w:eastAsia="zh-CN"/>
-        </w:rPr>
-      </w:pPr>
-    </w:p>
-    <w:p>
-      <w:pPr>
-        <w:spacing w:line="240" w:lineRule="auto"/>
-        <w:ind w:left="0" w:right="0" w:firstLine="0"/>
-        <w:jc w:val="both"/>
-        <w:rPr>
-          <w:rFonts w:hint="eastAsia" w:ascii="黑体" w:hAnsi="黑体" w:eastAsia="黑体" w:cs="黑体"/>
-          <w:w w:val="100"/>
-          <w:sz w:val="32"/>
-          <w:szCs w:val="32"/>
-          <w:lang w:eastAsia="zh-CN"/>
-        </w:rPr>
-      </w:pPr>
-    </w:p>
-    <w:p>
-      <w:pPr>
-        <w:spacing w:line="240" w:lineRule="auto"/>
-        <w:ind w:left="0" w:right="0" w:firstLine="0"/>
-        <w:jc w:val="both"/>
-        <w:rPr>
-          <w:rFonts w:hint="eastAsia" w:ascii="黑体" w:hAnsi="黑体" w:eastAsia="黑体" w:cs="黑体"/>
-          <w:w w:val="100"/>
-          <w:sz w:val="32"/>
-          <w:szCs w:val="32"/>
-          <w:lang w:eastAsia="zh-CN"/>
-        </w:rPr>
-      </w:pPr>
-    </w:p>
-    <w:p>
-      <w:pPr>
-        <w:spacing w:line="240" w:lineRule="auto"/>
-        <w:ind w:left="0" w:right="0" w:firstLine="0"/>
-        <w:jc w:val="both"/>
-        <w:rPr>
-          <w:rFonts w:hint="eastAsia" w:ascii="黑体" w:hAnsi="黑体" w:eastAsia="黑体" w:cs="黑体"/>
-          <w:w w:val="100"/>
-          <w:sz w:val="32"/>
-          <w:szCs w:val="32"/>
-          <w:lang w:eastAsia="zh-CN"/>
-        </w:rPr>
-      </w:pPr>
-    </w:p>
-    <w:p>
-      <w:pPr>
-        <w:spacing w:line="240" w:lineRule="auto"/>
-        <w:ind w:left="0" w:right="0" w:firstLine="0"/>
-        <w:jc w:val="both"/>
-        <w:rPr>
-          <w:rFonts w:hint="eastAsia" w:ascii="黑体" w:hAnsi="黑体" w:eastAsia="黑体" w:cs="黑体"/>
-          <w:w w:val="100"/>
-          <w:sz w:val="32"/>
-          <w:szCs w:val="32"/>
-          <w:lang w:eastAsia="zh-CN"/>
-        </w:rPr>
-      </w:pPr>
-    </w:p>
-    <w:p>
-      <w:pPr>
-        <w:spacing w:line="240" w:lineRule="auto"/>
-        <w:ind w:left="0" w:right="0" w:firstLine="0"/>
-        <w:jc w:val="both"/>
-        <w:rPr>
-          <w:rFonts w:hint="eastAsia" w:ascii="黑体" w:hAnsi="黑体" w:eastAsia="黑体" w:cs="黑体"/>
-          <w:w w:val="100"/>
-          <w:sz w:val="32"/>
-          <w:szCs w:val="32"/>
-          <w:lang w:eastAsia="zh-CN"/>
-        </w:rPr>
-      </w:pPr>
-    </w:p>
-    <w:p>
-      <w:pPr>
-        <w:spacing w:line="240" w:lineRule="auto"/>
-        <w:ind w:left="0" w:right="0" w:firstLine="0"/>
-        <w:jc w:val="both"/>
-        <w:rPr>
-          <w:rFonts w:hint="eastAsia" w:ascii="黑体" w:hAnsi="黑体" w:eastAsia="黑体" w:cs="黑体"/>
-          <w:w w:val="100"/>
-          <w:sz w:val="32"/>
-          <w:szCs w:val="32"/>
-          <w:lang w:eastAsia="zh-CN"/>
-        </w:rPr>
-      </w:pPr>
-    </w:p>
-    <w:p>
-      <w:pPr>
-        <w:spacing w:line="240" w:lineRule="auto"/>
-        <w:ind w:left="0" w:right="0" w:firstLine="0"/>
-        <w:jc w:val="both"/>
-        <w:rPr>
-          <w:rFonts w:hint="eastAsia" w:ascii="黑体" w:hAnsi="黑体" w:eastAsia="黑体" w:cs="黑体"/>
-          <w:w w:val="100"/>
-          <w:sz w:val="32"/>
-          <w:szCs w:val="32"/>
-          <w:lang w:eastAsia="zh-CN"/>
-        </w:rPr>
-      </w:pPr>
-    </w:p>
-    <w:p>
-      <w:pPr>
-        <w:spacing w:line="240" w:lineRule="auto"/>
-        <w:ind w:left="0" w:right="0" w:firstLine="0"/>
-        <w:jc w:val="both"/>
-        <w:rPr>
-          <w:rFonts w:hint="eastAsia" w:ascii="黑体" w:hAnsi="黑体" w:eastAsia="黑体" w:cs="黑体"/>
-          <w:w w:val="100"/>
-          <w:sz w:val="32"/>
-          <w:szCs w:val="32"/>
-          <w:lang w:eastAsia="zh-CN"/>
-        </w:rPr>
-      </w:pPr>
-    </w:p>
-    <w:p>
-      <w:pPr>
-        <w:spacing w:line="240" w:lineRule="auto"/>
-        <w:ind w:left="0" w:right="0" w:firstLine="0"/>
-        <w:jc w:val="both"/>
-        <w:rPr>
-          <w:rFonts w:hint="eastAsia" w:ascii="黑体" w:hAnsi="黑体" w:eastAsia="黑体" w:cs="黑体"/>
-          <w:w w:val="100"/>
-          <w:sz w:val="32"/>
-          <w:szCs w:val="32"/>
-          <w:lang w:eastAsia="zh-CN"/>
-        </w:rPr>
-      </w:pPr>
-    </w:p>
-    <w:p>
-      <w:pPr>
-        <w:spacing w:line="240" w:lineRule="auto"/>
-        <w:ind w:left="0" w:right="0" w:firstLine="0"/>
-        <w:jc w:val="both"/>
+        <w:textAlignment w:val="auto"/>
         <w:rPr>
           <w:rFonts w:hint="eastAsia" w:ascii="黑体" w:hAnsi="黑体" w:eastAsia="黑体" w:cs="黑体"/>
           <w:w w:val="100"/>
@@ -31054,91 +30281,28 @@
       </w:r>
     </w:p>
     <w:p/>
-    <w:p/>
-    <w:p/>
-    <w:p/>
-    <w:p/>
-    <w:p/>
-    <w:p/>
-    <w:p/>
-    <w:p/>
-    <w:p/>
-    <w:p/>
-    <w:p/>
-    <w:p/>
-    <w:p/>
-    <w:p/>
-    <w:p/>
-    <w:p/>
-    <w:p/>
-    <w:p/>
-    <w:p/>
-    <w:p/>
-    <w:p/>
-    <w:p/>
-    <w:p>
-      <w:pPr>
-        <w:rPr>
-          <w:highlight w:val="none"/>
-        </w:rPr>
-      </w:pPr>
-    </w:p>
-    <w:p>
-      <w:pPr>
-        <w:rPr>
-          <w:highlight w:val="none"/>
-        </w:rPr>
-      </w:pPr>
-    </w:p>
-    <w:p>
-      <w:pPr>
-        <w:rPr>
-          <w:highlight w:val="none"/>
-        </w:rPr>
-      </w:pPr>
-    </w:p>
-    <w:p>
-      <w:pPr>
-        <w:rPr>
-          <w:highlight w:val="none"/>
-        </w:rPr>
-      </w:pPr>
-    </w:p>
-    <w:p>
-      <w:pPr>
-        <w:rPr>
-          <w:highlight w:val="none"/>
-        </w:rPr>
-      </w:pPr>
-    </w:p>
-    <w:p>
-      <w:pPr>
-        <w:rPr>
-          <w:highlight w:val="none"/>
-        </w:rPr>
-      </w:pPr>
-    </w:p>
-    <w:p>
-      <w:pPr>
-        <w:rPr>
-          <w:highlight w:val="none"/>
-        </w:rPr>
-      </w:pPr>
-    </w:p>
-    <w:p>
-      <w:pPr>
-        <w:rPr>
-          <w:highlight w:val="none"/>
-        </w:rPr>
-      </w:pPr>
-    </w:p>
     <w:p>
       <w:pPr>
         <w:pStyle w:val="2"/>
+        <w:keepNext w:val="0"/>
+        <w:keepLines w:val="0"/>
+        <w:pageBreakBefore/>
+        <w:widowControl w:val="0"/>
         <w:numPr>
           <w:ilvl w:val="0"/>
-          <w:numId w:val="3"/>
+          <w:numId w:val="0"/>
         </w:numPr>
+        <w:kinsoku/>
+        <w:wordWrap/>
+        <w:overflowPunct/>
+        <w:topLinePunct w:val="0"/>
+        <w:autoSpaceDE/>
+        <w:autoSpaceDN/>
+        <w:bidi w:val="0"/>
+        <w:adjustRightInd/>
+        <w:snapToGrid/>
+        <w:spacing w:line="579" w:lineRule="auto"/>
+        <w:textAlignment w:val="auto"/>
         <w:rPr>
           <w:rFonts w:hint="eastAsia" w:ascii="宋体" w:hAnsi="宋体" w:eastAsia="宋体" w:cs="宋体"/>
           <w:highlight w:val="none"/>
@@ -31146,6 +30310,17 @@
       </w:pPr>
       <w:bookmarkStart w:id="39" w:name="_Toc88209949"/>
       <w:bookmarkStart w:id="40" w:name="_Toc87616386"/>
+      <w:r>
+        <w:rPr>
+          <w:rFonts w:hint="eastAsia" w:ascii="宋体" w:hAnsi="宋体" w:eastAsia="宋体" w:cs="宋体"/>
+          <w:bCs/>
+          <w:kern w:val="44"/>
+          <w:sz w:val="44"/>
+          <w:szCs w:val="44"/>
+          <w:lang w:val="en-US" w:eastAsia="zh-CN" w:bidi="ar-SA"/>
+        </w:rPr>
+        <w:t>第六章</w:t>
+      </w:r>
       <w:r>
         <w:rPr>
           <w:rFonts w:hint="eastAsia" w:ascii="宋体" w:hAnsi="宋体" w:eastAsia="宋体" w:cs="宋体"/>
@@ -31175,18 +30350,26 @@
     <w:p>
       <w:pPr>
         <w:pStyle w:val="2"/>
+        <w:keepNext w:val="0"/>
+        <w:keepLines w:val="0"/>
+        <w:pageBreakBefore/>
+        <w:widowControl w:val="0"/>
+        <w:kinsoku/>
+        <w:wordWrap/>
+        <w:overflowPunct/>
+        <w:topLinePunct w:val="0"/>
+        <w:autoSpaceDE/>
+        <w:autoSpaceDN/>
+        <w:bidi w:val="0"/>
+        <w:adjustRightInd/>
+        <w:snapToGrid/>
+        <w:spacing w:line="579" w:lineRule="auto"/>
+        <w:textAlignment w:val="auto"/>
         <w:rPr>
           <w:rFonts w:hint="eastAsia" w:ascii="宋体" w:hAnsi="宋体" w:eastAsia="宋体" w:cs="宋体"/>
           <w:highlight w:val="none"/>
         </w:rPr>
       </w:pPr>
-      <w:r>
-        <w:rPr>
-          <w:rFonts w:hint="eastAsia"/>
-          <w:highlight w:val="none"/>
-        </w:rPr>
-        <w:br w:type="page"/>
-      </w:r>
       <w:bookmarkStart w:id="42" w:name="_Toc15676"/>
       <w:r>
         <w:rPr>
@@ -31195,8 +30378,8 @@
         </w:rPr>
         <w:t>第七章</w:t>
       </w:r>
-      <w:bookmarkStart w:id="43" w:name="_Toc88209951"/>
-      <w:bookmarkStart w:id="44" w:name="_Toc87616388"/>
+      <w:bookmarkStart w:id="43" w:name="_Toc87616388"/>
+      <w:bookmarkStart w:id="44" w:name="_Toc88209951"/>
       <w:r>
         <w:rPr>
           <w:rFonts w:hint="eastAsia" w:ascii="宋体" w:hAnsi="宋体" w:eastAsia="宋体" w:cs="宋体"/>
@@ -31257,7 +30440,7 @@
       <w:r>
         <w:rPr>
           <w:rFonts w:hint="eastAsia" w:ascii="方正小标宋简体" w:eastAsia="方正小标宋简体"/>
-          <w:color w:val="FF0000"/>
+          <w:color w:val="0000FF"/>
           <w:sz w:val="44"/>
           <w:szCs w:val="44"/>
           <w:highlight w:val="none"/>
@@ -31501,10 +30684,22 @@
     </w:p>
     <w:p>
       <w:pPr>
+        <w:keepNext w:val="0"/>
+        <w:keepLines w:val="0"/>
+        <w:pageBreakBefore/>
+        <w:widowControl w:val="0"/>
+        <w:kinsoku/>
+        <w:wordWrap/>
+        <w:overflowPunct/>
+        <w:topLinePunct w:val="0"/>
+        <w:autoSpaceDE/>
+        <w:autoSpaceDN/>
+        <w:bidi w:val="0"/>
         <w:adjustRightInd w:val="0"/>
         <w:snapToGrid w:val="0"/>
         <w:spacing w:before="120" w:beforeLines="50" w:after="120" w:afterLines="50" w:line="600" w:lineRule="exact"/>
         <w:jc w:val="center"/>
+        <w:textAlignment w:val="auto"/>
         <w:rPr>
           <w:rFonts w:ascii="方正小标宋简体" w:eastAsia="方正小标宋简体"/>
           <w:sz w:val="44"/>
@@ -31512,15 +30707,6 @@
           <w:highlight w:val="none"/>
         </w:rPr>
       </w:pPr>
-      <w:r>
-        <w:rPr>
-          <w:rFonts w:ascii="方正小标宋简体" w:eastAsia="方正小标宋简体"/>
-          <w:sz w:val="44"/>
-          <w:szCs w:val="44"/>
-          <w:highlight w:val="none"/>
-        </w:rPr>
-        <w:br w:type="page"/>
-      </w:r>
       <w:r>
         <w:rPr>
           <w:rFonts w:hint="eastAsia" w:ascii="宋体" w:hAnsi="宋体" w:eastAsia="宋体" w:cs="宋体"/>
@@ -31556,9 +30742,9 @@
           <w:highlight w:val="none"/>
         </w:rPr>
       </w:pPr>
-      <w:bookmarkStart w:id="45" w:name="_Toc28256"/>
+      <w:bookmarkStart w:id="45" w:name="_Toc88209952"/>
       <w:bookmarkStart w:id="46" w:name="_Toc87616389"/>
-      <w:bookmarkStart w:id="47" w:name="_Toc88209952"/>
+      <w:bookmarkStart w:id="47" w:name="_Toc28256"/>
       <w:r>
         <w:rPr>
           <w:rFonts w:hint="eastAsia" w:ascii="仿宋_GB2312" w:eastAsia="仿宋_GB2312"/>
@@ -31583,8 +30769,8 @@
           <w:lang w:val="en-US" w:eastAsia="zh-CN"/>
         </w:rPr>
       </w:pPr>
-      <w:bookmarkStart w:id="48" w:name="_Toc87616390"/>
-      <w:bookmarkStart w:id="49" w:name="_Toc88209953"/>
+      <w:bookmarkStart w:id="48" w:name="_Toc88209953"/>
+      <w:bookmarkStart w:id="49" w:name="_Toc87616390"/>
       <w:r>
         <w:rPr>
           <w:rFonts w:hint="eastAsia" w:ascii="仿宋_GB2312" w:eastAsia="仿宋_GB2312"/>
@@ -31725,190 +30911,34 @@
     </w:p>
     <w:p>
       <w:pPr>
-        <w:adjustRightInd w:val="0"/>
-        <w:snapToGrid w:val="0"/>
-        <w:spacing w:before="120" w:beforeLines="50" w:after="120" w:afterLines="50" w:line="600" w:lineRule="exact"/>
-        <w:jc w:val="center"/>
-        <w:rPr>
-          <w:rFonts w:ascii="方正小标宋简体" w:eastAsia="方正小标宋简体"/>
-          <w:sz w:val="44"/>
-          <w:szCs w:val="44"/>
+        <w:pStyle w:val="4"/>
+        <w:keepNext w:val="0"/>
+        <w:keepLines w:val="0"/>
+        <w:pageBreakBefore/>
+        <w:widowControl w:val="0"/>
+        <w:kinsoku/>
+        <w:wordWrap/>
+        <w:overflowPunct/>
+        <w:topLinePunct w:val="0"/>
+        <w:autoSpaceDE/>
+        <w:autoSpaceDN/>
+        <w:bidi w:val="0"/>
+        <w:adjustRightInd/>
+        <w:snapToGrid/>
+        <w:spacing w:line="416" w:lineRule="auto"/>
+        <w:jc w:val="left"/>
+        <w:textAlignment w:val="auto"/>
+        <w:outlineLvl w:val="1"/>
+        <w:rPr>
+          <w:rFonts w:ascii="宋体" w:hAnsi="宋体"/>
+          <w:sz w:val="28"/>
+          <w:szCs w:val="28"/>
           <w:highlight w:val="none"/>
         </w:rPr>
       </w:pPr>
-    </w:p>
-    <w:p>
-      <w:pPr>
-        <w:adjustRightInd w:val="0"/>
-        <w:snapToGrid w:val="0"/>
-        <w:spacing w:before="120" w:beforeLines="50" w:after="120" w:afterLines="50" w:line="600" w:lineRule="exact"/>
-        <w:jc w:val="center"/>
-        <w:rPr>
-          <w:rFonts w:ascii="方正小标宋简体" w:eastAsia="方正小标宋简体"/>
-          <w:sz w:val="44"/>
-          <w:szCs w:val="44"/>
-          <w:highlight w:val="none"/>
-        </w:rPr>
-      </w:pPr>
-    </w:p>
-    <w:p>
-      <w:pPr>
-        <w:adjustRightInd w:val="0"/>
-        <w:snapToGrid w:val="0"/>
-        <w:spacing w:before="120" w:beforeLines="50" w:after="120" w:afterLines="50" w:line="600" w:lineRule="exact"/>
-        <w:jc w:val="center"/>
-        <w:rPr>
-          <w:rFonts w:ascii="方正小标宋简体" w:eastAsia="方正小标宋简体"/>
-          <w:sz w:val="44"/>
-          <w:szCs w:val="44"/>
-          <w:highlight w:val="none"/>
-        </w:rPr>
-      </w:pPr>
-    </w:p>
-    <w:p>
-      <w:pPr>
-        <w:adjustRightInd w:val="0"/>
-        <w:snapToGrid w:val="0"/>
-        <w:spacing w:before="120" w:beforeLines="50" w:after="120" w:afterLines="50" w:line="600" w:lineRule="exact"/>
-        <w:jc w:val="center"/>
-        <w:rPr>
-          <w:rFonts w:ascii="方正小标宋简体" w:eastAsia="方正小标宋简体"/>
-          <w:sz w:val="44"/>
-          <w:szCs w:val="44"/>
-          <w:highlight w:val="none"/>
-        </w:rPr>
-      </w:pPr>
-    </w:p>
-    <w:p>
-      <w:pPr>
-        <w:adjustRightInd w:val="0"/>
-        <w:snapToGrid w:val="0"/>
-        <w:spacing w:before="120" w:beforeLines="50" w:after="120" w:afterLines="50" w:line="600" w:lineRule="exact"/>
-        <w:jc w:val="center"/>
-        <w:rPr>
-          <w:rFonts w:ascii="方正小标宋简体" w:eastAsia="方正小标宋简体"/>
-          <w:sz w:val="44"/>
-          <w:szCs w:val="44"/>
-          <w:highlight w:val="none"/>
-        </w:rPr>
-      </w:pPr>
-    </w:p>
-    <w:p>
-      <w:pPr>
-        <w:adjustRightInd w:val="0"/>
-        <w:snapToGrid w:val="0"/>
-        <w:spacing w:before="120" w:beforeLines="50" w:after="120" w:afterLines="50" w:line="600" w:lineRule="exact"/>
-        <w:jc w:val="center"/>
-        <w:rPr>
-          <w:rFonts w:ascii="方正小标宋简体" w:eastAsia="方正小标宋简体"/>
-          <w:sz w:val="44"/>
-          <w:szCs w:val="44"/>
-          <w:highlight w:val="none"/>
-        </w:rPr>
-      </w:pPr>
-    </w:p>
-    <w:p>
-      <w:pPr>
-        <w:widowControl/>
-        <w:jc w:val="left"/>
-        <w:rPr>
-          <w:rFonts w:ascii="宋体" w:hAnsi="宋体"/>
-          <w:b/>
-          <w:bCs/>
-          <w:sz w:val="28"/>
-          <w:szCs w:val="28"/>
-          <w:highlight w:val="none"/>
-        </w:rPr>
-      </w:pPr>
-      <w:bookmarkStart w:id="52" w:name="_Toc87616394"/>
-      <w:bookmarkStart w:id="53" w:name="_Toc28619645"/>
-      <w:bookmarkStart w:id="54" w:name="_Toc88209957"/>
-    </w:p>
-    <w:p>
-      <w:pPr>
-        <w:pStyle w:val="14"/>
-        <w:rPr>
-          <w:highlight w:val="none"/>
-        </w:rPr>
-      </w:pPr>
-    </w:p>
-    <w:p>
-      <w:pPr>
-        <w:pStyle w:val="59"/>
-        <w:rPr>
-          <w:highlight w:val="none"/>
-        </w:rPr>
-      </w:pPr>
-    </w:p>
-    <w:p>
-      <w:pPr>
-        <w:rPr>
-          <w:highlight w:val="none"/>
-        </w:rPr>
-      </w:pPr>
-    </w:p>
-    <w:p>
-      <w:pPr>
-        <w:pStyle w:val="14"/>
-        <w:rPr>
-          <w:highlight w:val="none"/>
-        </w:rPr>
-      </w:pPr>
-    </w:p>
-    <w:p>
-      <w:pPr>
-        <w:pStyle w:val="59"/>
-        <w:rPr>
-          <w:highlight w:val="none"/>
-        </w:rPr>
-      </w:pPr>
-    </w:p>
-    <w:p>
-      <w:pPr>
-        <w:rPr>
-          <w:highlight w:val="none"/>
-        </w:rPr>
-      </w:pPr>
-    </w:p>
-    <w:p>
-      <w:pPr>
-        <w:pStyle w:val="14"/>
-        <w:rPr>
-          <w:highlight w:val="none"/>
-        </w:rPr>
-      </w:pPr>
-    </w:p>
-    <w:p>
-      <w:pPr>
-        <w:pStyle w:val="59"/>
-        <w:rPr>
-          <w:highlight w:val="none"/>
-        </w:rPr>
-      </w:pPr>
-    </w:p>
-    <w:p>
-      <w:pPr>
-        <w:pStyle w:val="59"/>
-        <w:ind w:left="0"/>
-        <w:jc w:val="both"/>
-        <w:rPr>
-          <w:rFonts w:hint="eastAsia"/>
-          <w:highlight w:val="none"/>
-        </w:rPr>
-      </w:pPr>
-    </w:p>
-    <w:p>
-      <w:pPr>
-        <w:pStyle w:val="4"/>
-        <w:jc w:val="left"/>
-        <w:outlineLvl w:val="1"/>
-        <w:rPr>
-          <w:rFonts w:ascii="宋体" w:hAnsi="宋体"/>
-          <w:sz w:val="28"/>
-          <w:szCs w:val="28"/>
-          <w:highlight w:val="none"/>
-        </w:rPr>
-      </w:pPr>
+      <w:bookmarkStart w:id="52" w:name="_Toc88209957"/>
+      <w:bookmarkStart w:id="53" w:name="_Toc87616394"/>
+      <w:bookmarkStart w:id="54" w:name="_Toc28619645"/>
       <w:bookmarkStart w:id="55" w:name="_Toc22652"/>
       <w:r>
         <w:rPr>
@@ -33406,8 +32436,8 @@
           <w:highlight w:val="none"/>
         </w:rPr>
       </w:pPr>
-      <w:bookmarkStart w:id="57" w:name="_Toc87616395"/>
-      <w:bookmarkStart w:id="58" w:name="_Toc88209958"/>
+      <w:bookmarkStart w:id="57" w:name="_Toc88209958"/>
+      <w:bookmarkStart w:id="58" w:name="_Toc87616395"/>
     </w:p>
     <w:p>
       <w:pPr>
@@ -33503,37 +32533,22 @@
     </w:p>
     <w:p>
       <w:pPr>
-        <w:pStyle w:val="59"/>
-        <w:rPr>
-          <w:highlight w:val="none"/>
-        </w:rPr>
-      </w:pPr>
-    </w:p>
-    <w:p>
-      <w:pPr>
-        <w:rPr>
-          <w:highlight w:val="none"/>
-        </w:rPr>
-      </w:pPr>
-    </w:p>
-    <w:p>
-      <w:pPr>
-        <w:pStyle w:val="14"/>
-        <w:rPr>
-          <w:highlight w:val="none"/>
-        </w:rPr>
-      </w:pPr>
-    </w:p>
-    <w:p>
-      <w:pPr>
-        <w:rPr>
-          <w:highlight w:val="none"/>
-        </w:rPr>
-      </w:pPr>
-    </w:p>
-    <w:p>
-      <w:pPr>
         <w:pStyle w:val="4"/>
+        <w:keepNext w:val="0"/>
+        <w:keepLines w:val="0"/>
+        <w:pageBreakBefore/>
+        <w:widowControl w:val="0"/>
+        <w:kinsoku/>
+        <w:wordWrap/>
+        <w:overflowPunct/>
+        <w:topLinePunct w:val="0"/>
+        <w:autoSpaceDE/>
+        <w:autoSpaceDN/>
+        <w:bidi w:val="0"/>
+        <w:adjustRightInd/>
+        <w:snapToGrid/>
+        <w:spacing w:line="416" w:lineRule="auto"/>
+        <w:textAlignment w:val="auto"/>
         <w:outlineLvl w:val="1"/>
         <w:rPr>
           <w:rFonts w:ascii="宋体" w:hAnsi="宋体"/>
@@ -34359,22 +33374,26 @@
     </w:p>
     <w:p>
       <w:pPr>
+        <w:keepNext w:val="0"/>
+        <w:keepLines w:val="0"/>
+        <w:pageBreakBefore/>
+        <w:widowControl w:val="0"/>
+        <w:kinsoku/>
+        <w:wordWrap/>
+        <w:overflowPunct/>
+        <w:topLinePunct w:val="0"/>
+        <w:autoSpaceDE/>
+        <w:autoSpaceDN/>
+        <w:bidi w:val="0"/>
+        <w:adjustRightInd/>
+        <w:snapToGrid/>
         <w:spacing w:line="360" w:lineRule="auto"/>
+        <w:textAlignment w:val="auto"/>
         <w:outlineLvl w:val="2"/>
         <w:rPr>
           <w:highlight w:val="none"/>
         </w:rPr>
       </w:pPr>
-      <w:r>
-        <w:rPr>
-          <w:rFonts w:hint="eastAsia" w:ascii="宋体" w:hAnsi="宋体" w:cs="宋体"/>
-          <w:kern w:val="0"/>
-          <w:sz w:val="28"/>
-          <w:szCs w:val="28"/>
-          <w:highlight w:val="none"/>
-        </w:rPr>
-        <w:br w:type="page"/>
-      </w:r>
       <w:bookmarkStart w:id="61" w:name="_Toc26444"/>
       <w:r>
         <w:rPr>
@@ -35028,37 +34047,21 @@
     </w:p>
     <w:p>
       <w:pPr>
-        <w:pStyle w:val="6"/>
-        <w:spacing w:after="0" w:line="600" w:lineRule="exact"/>
-        <w:rPr>
-          <w:rFonts w:ascii="仿宋_GB2312" w:eastAsia="仿宋_GB2312"/>
-          <w:highlight w:val="none"/>
-        </w:rPr>
-      </w:pPr>
-    </w:p>
-    <w:p>
-      <w:pPr>
-        <w:pStyle w:val="6"/>
-        <w:spacing w:after="0" w:line="600" w:lineRule="exact"/>
-        <w:rPr>
-          <w:rFonts w:ascii="仿宋_GB2312" w:eastAsia="仿宋_GB2312"/>
-          <w:highlight w:val="none"/>
-        </w:rPr>
-      </w:pPr>
-    </w:p>
-    <w:p>
-      <w:pPr>
-        <w:pStyle w:val="6"/>
-        <w:spacing w:after="0" w:line="600" w:lineRule="exact"/>
-        <w:rPr>
-          <w:rFonts w:ascii="仿宋_GB2312" w:eastAsia="仿宋_GB2312"/>
-          <w:highlight w:val="none"/>
-        </w:rPr>
-      </w:pPr>
-    </w:p>
-    <w:p>
-      <w:pPr>
+        <w:keepNext w:val="0"/>
+        <w:keepLines w:val="0"/>
+        <w:pageBreakBefore/>
+        <w:widowControl w:val="0"/>
+        <w:kinsoku/>
+        <w:wordWrap/>
+        <w:overflowPunct/>
+        <w:topLinePunct w:val="0"/>
+        <w:autoSpaceDE/>
+        <w:autoSpaceDN/>
+        <w:bidi w:val="0"/>
+        <w:adjustRightInd/>
+        <w:snapToGrid/>
         <w:spacing w:line="360" w:lineRule="auto"/>
+        <w:textAlignment w:val="auto"/>
         <w:outlineLvl w:val="1"/>
         <w:rPr>
           <w:rFonts w:hint="eastAsia" w:ascii="宋体" w:hAnsi="宋体" w:eastAsia="宋体" w:cs="Times New Roman"/>
@@ -35181,17 +34184,6 @@
           <w:szCs w:val="21"/>
         </w:rPr>
         <w:t>项目名称：</w:t>
-      </w:r>
-      <w:r>
-        <w:rPr>
-          <w:rFonts w:hint="eastAsia" w:ascii="宋体" w:hAnsi="宋体" w:eastAsia="宋体" w:cs="宋体"/>
-          <w:b w:val="0"/>
-          <w:bCs w:val="0"/>
-          <w:sz w:val="21"/>
-          <w:szCs w:val="21"/>
-          <w:lang w:val="en-US" w:eastAsia="zh-CN"/>
-        </w:rPr>
-        <w:t>{{caigou_xiangmu_ming}}</w:t>
       </w:r>
     </w:p>
     <w:p>
@@ -37753,84 +36745,33 @@
     </w:p>
     <w:p>
       <w:pPr>
-        <w:spacing w:line="360" w:lineRule="auto"/>
-        <w:jc w:val="center"/>
-        <w:rPr>
-          <w:rFonts w:hint="eastAsia" w:ascii="宋体" w:hAnsi="宋体" w:cs="宋体"/>
-          <w:sz w:val="30"/>
-          <w:szCs w:val="30"/>
+        <w:pStyle w:val="4"/>
+        <w:keepNext w:val="0"/>
+        <w:keepLines w:val="0"/>
+        <w:pageBreakBefore/>
+        <w:widowControl w:val="0"/>
+        <w:kinsoku/>
+        <w:wordWrap/>
+        <w:overflowPunct/>
+        <w:topLinePunct w:val="0"/>
+        <w:autoSpaceDE/>
+        <w:autoSpaceDN/>
+        <w:bidi w:val="0"/>
+        <w:adjustRightInd/>
+        <w:snapToGrid/>
+        <w:spacing w:line="416" w:lineRule="auto"/>
+        <w:textAlignment w:val="auto"/>
+        <w:outlineLvl w:val="1"/>
+        <w:rPr>
+          <w:rFonts w:ascii="宋体" w:hAnsi="宋体"/>
+          <w:sz w:val="28"/>
+          <w:szCs w:val="28"/>
           <w:highlight w:val="none"/>
         </w:rPr>
       </w:pPr>
-    </w:p>
-    <w:p>
-      <w:pPr>
-        <w:adjustRightInd w:val="0"/>
-        <w:snapToGrid w:val="0"/>
-        <w:ind w:firstLine="573"/>
-        <w:rPr>
-          <w:rFonts w:ascii="仿宋_GB2312" w:hAnsi="宋体" w:eastAsia="仿宋_GB2312"/>
-          <w:sz w:val="24"/>
-          <w:szCs w:val="24"/>
-          <w:highlight w:val="none"/>
-        </w:rPr>
-      </w:pPr>
-    </w:p>
-    <w:p>
-      <w:pPr>
-        <w:rPr>
-          <w:rFonts w:ascii="仿宋_GB2312" w:eastAsia="仿宋_GB2312"/>
-          <w:sz w:val="24"/>
-          <w:szCs w:val="24"/>
-          <w:highlight w:val="none"/>
-        </w:rPr>
-      </w:pPr>
-    </w:p>
-    <w:p>
-      <w:pPr>
-        <w:rPr>
-          <w:rFonts w:ascii="仿宋_GB2312" w:eastAsia="仿宋_GB2312"/>
-          <w:sz w:val="24"/>
-          <w:szCs w:val="24"/>
-          <w:highlight w:val="none"/>
-        </w:rPr>
-      </w:pPr>
-    </w:p>
-    <w:p>
-      <w:pPr>
-        <w:widowControl/>
-        <w:jc w:val="left"/>
-        <w:rPr>
-          <w:rFonts w:ascii="仿宋_GB2312" w:hAnsi="宋体" w:eastAsia="仿宋_GB2312"/>
-          <w:sz w:val="28"/>
-          <w:szCs w:val="28"/>
-          <w:highlight w:val="none"/>
-        </w:rPr>
-      </w:pPr>
-      <w:bookmarkStart w:id="66" w:name="_Toc87616400"/>
-      <w:bookmarkStart w:id="67" w:name="_Toc88209963"/>
-    </w:p>
-    <w:p>
-      <w:pPr>
-        <w:pStyle w:val="4"/>
-        <w:outlineLvl w:val="1"/>
-        <w:rPr>
-          <w:rFonts w:ascii="宋体" w:hAnsi="宋体"/>
-          <w:sz w:val="28"/>
-          <w:szCs w:val="28"/>
-          <w:highlight w:val="none"/>
-        </w:rPr>
-      </w:pPr>
-      <w:r>
-        <w:rPr>
-          <w:rFonts w:hint="eastAsia" w:ascii="仿宋_GB2312" w:hAnsi="宋体" w:eastAsia="仿宋_GB2312"/>
-          <w:sz w:val="28"/>
-          <w:szCs w:val="28"/>
-          <w:highlight w:val="none"/>
-        </w:rPr>
-        <w:br w:type="page"/>
-      </w:r>
-      <w:bookmarkStart w:id="68" w:name="_Toc7197"/>
+      <w:bookmarkStart w:id="66" w:name="_Toc7197"/>
+      <w:bookmarkStart w:id="67" w:name="_Toc87616400"/>
+      <w:bookmarkStart w:id="68" w:name="_Toc88209963"/>
       <w:r>
         <w:rPr>
           <w:rFonts w:hint="eastAsia" w:ascii="仿宋_GB2312" w:hAnsi="宋体" w:eastAsia="仿宋_GB2312"/>
@@ -39005,409 +37946,21 @@
     </w:p>
     <w:p>
       <w:pPr>
-        <w:adjustRightInd w:val="0"/>
-        <w:snapToGrid w:val="0"/>
-        <w:spacing w:line="600" w:lineRule="exact"/>
-        <w:outlineLvl w:val="2"/>
-        <w:rPr>
-          <w:rFonts w:ascii="仿宋_GB2312" w:hAnsi="宋体" w:eastAsia="仿宋_GB2312"/>
-          <w:b/>
-          <w:bCs/>
-          <w:sz w:val="28"/>
-          <w:szCs w:val="28"/>
-          <w:highlight w:val="none"/>
-        </w:rPr>
-      </w:pPr>
-      <w:bookmarkStart w:id="70" w:name="_Toc18632"/>
-    </w:p>
-    <w:p>
-      <w:pPr>
-        <w:adjustRightInd w:val="0"/>
-        <w:snapToGrid w:val="0"/>
-        <w:spacing w:line="600" w:lineRule="exact"/>
-        <w:outlineLvl w:val="2"/>
-        <w:rPr>
-          <w:rFonts w:ascii="仿宋_GB2312" w:hAnsi="宋体" w:eastAsia="仿宋_GB2312"/>
-          <w:b/>
-          <w:bCs/>
-          <w:sz w:val="28"/>
-          <w:szCs w:val="28"/>
-          <w:highlight w:val="none"/>
-        </w:rPr>
-      </w:pPr>
-    </w:p>
-    <w:p>
-      <w:pPr>
-        <w:adjustRightInd w:val="0"/>
-        <w:snapToGrid w:val="0"/>
-        <w:spacing w:line="600" w:lineRule="exact"/>
-        <w:outlineLvl w:val="2"/>
-        <w:rPr>
-          <w:rFonts w:ascii="仿宋_GB2312" w:hAnsi="宋体" w:eastAsia="仿宋_GB2312"/>
-          <w:b/>
-          <w:bCs/>
-          <w:sz w:val="28"/>
-          <w:szCs w:val="28"/>
-          <w:highlight w:val="none"/>
-        </w:rPr>
-      </w:pPr>
-    </w:p>
-    <w:p>
-      <w:pPr>
-        <w:adjustRightInd w:val="0"/>
-        <w:snapToGrid w:val="0"/>
-        <w:spacing w:line="600" w:lineRule="exact"/>
-        <w:outlineLvl w:val="2"/>
-        <w:rPr>
-          <w:rFonts w:ascii="仿宋_GB2312" w:hAnsi="宋体" w:eastAsia="仿宋_GB2312"/>
-          <w:b/>
-          <w:bCs/>
-          <w:sz w:val="28"/>
-          <w:szCs w:val="28"/>
-          <w:highlight w:val="none"/>
-        </w:rPr>
-      </w:pPr>
-    </w:p>
-    <w:p>
-      <w:pPr>
-        <w:adjustRightInd w:val="0"/>
-        <w:snapToGrid w:val="0"/>
-        <w:spacing w:line="600" w:lineRule="exact"/>
-        <w:outlineLvl w:val="2"/>
-        <w:rPr>
-          <w:rFonts w:ascii="仿宋_GB2312" w:hAnsi="宋体" w:eastAsia="仿宋_GB2312"/>
-          <w:b/>
-          <w:bCs/>
-          <w:sz w:val="28"/>
-          <w:szCs w:val="28"/>
-          <w:highlight w:val="none"/>
-        </w:rPr>
-      </w:pPr>
-    </w:p>
-    <w:p>
-      <w:pPr>
-        <w:adjustRightInd w:val="0"/>
-        <w:snapToGrid w:val="0"/>
-        <w:spacing w:line="600" w:lineRule="exact"/>
-        <w:outlineLvl w:val="2"/>
-        <w:rPr>
-          <w:rFonts w:ascii="仿宋_GB2312" w:hAnsi="宋体" w:eastAsia="仿宋_GB2312"/>
-          <w:b/>
-          <w:bCs/>
-          <w:sz w:val="28"/>
-          <w:szCs w:val="28"/>
-          <w:highlight w:val="none"/>
-        </w:rPr>
-      </w:pPr>
-    </w:p>
-    <w:p>
-      <w:pPr>
-        <w:adjustRightInd w:val="0"/>
-        <w:snapToGrid w:val="0"/>
-        <w:spacing w:line="600" w:lineRule="exact"/>
-        <w:outlineLvl w:val="2"/>
-        <w:rPr>
-          <w:rFonts w:ascii="仿宋_GB2312" w:hAnsi="宋体" w:eastAsia="仿宋_GB2312"/>
-          <w:b/>
-          <w:bCs/>
-          <w:sz w:val="28"/>
-          <w:szCs w:val="28"/>
-          <w:highlight w:val="none"/>
-        </w:rPr>
-      </w:pPr>
-    </w:p>
-    <w:p>
-      <w:pPr>
-        <w:adjustRightInd w:val="0"/>
-        <w:snapToGrid w:val="0"/>
-        <w:spacing w:line="600" w:lineRule="exact"/>
-        <w:outlineLvl w:val="2"/>
-        <w:rPr>
-          <w:rFonts w:ascii="仿宋_GB2312" w:hAnsi="宋体" w:eastAsia="仿宋_GB2312"/>
-          <w:sz w:val="28"/>
-          <w:szCs w:val="28"/>
-          <w:highlight w:val="none"/>
-        </w:rPr>
-      </w:pPr>
-      <w:r>
-        <w:rPr>
-          <w:rFonts w:ascii="仿宋_GB2312" w:hAnsi="宋体" w:eastAsia="仿宋_GB2312"/>
-          <w:b/>
-          <w:bCs/>
-          <w:sz w:val="28"/>
-          <w:szCs w:val="28"/>
-          <w:highlight w:val="none"/>
-        </w:rPr>
-        <w:t>4.2</w:t>
-      </w:r>
-      <w:r>
-        <w:rPr>
-          <w:rFonts w:hint="eastAsia" w:ascii="仿宋_GB2312" w:hAnsi="宋体" w:eastAsia="仿宋_GB2312"/>
-          <w:b/>
-          <w:bCs/>
-          <w:sz w:val="28"/>
-          <w:szCs w:val="28"/>
-          <w:highlight w:val="none"/>
-        </w:rPr>
-        <w:t>近年类似项目情况表</w:t>
-      </w:r>
-      <w:bookmarkEnd w:id="70"/>
-    </w:p>
-    <w:p>
-      <w:pPr>
-        <w:adjustRightInd w:val="0"/>
-        <w:snapToGrid w:val="0"/>
-        <w:spacing w:line="600" w:lineRule="exact"/>
-        <w:ind w:firstLine="570"/>
-        <w:rPr>
-          <w:rFonts w:ascii="仿宋_GB2312" w:hAnsi="宋体" w:eastAsia="仿宋_GB2312"/>
-          <w:sz w:val="28"/>
-          <w:szCs w:val="28"/>
-          <w:highlight w:val="none"/>
-        </w:rPr>
-      </w:pPr>
-      <w:r>
-        <w:rPr>
-          <w:rFonts w:ascii="仿宋_GB2312" w:hAnsi="宋体" w:eastAsia="仿宋_GB2312"/>
-          <w:sz w:val="28"/>
-          <w:szCs w:val="28"/>
-          <w:highlight w:val="none"/>
-        </w:rPr>
-        <w:t>注</w:t>
-      </w:r>
-      <w:r>
-        <w:rPr>
-          <w:rFonts w:hint="eastAsia" w:ascii="仿宋_GB2312" w:hAnsi="宋体" w:eastAsia="仿宋_GB2312"/>
-          <w:sz w:val="28"/>
-          <w:szCs w:val="28"/>
-          <w:highlight w:val="none"/>
-        </w:rPr>
-        <w:t>：</w:t>
-      </w:r>
-      <w:r>
-        <w:rPr>
-          <w:rFonts w:ascii="仿宋_GB2312" w:hAnsi="宋体" w:eastAsia="仿宋_GB2312"/>
-          <w:sz w:val="28"/>
-          <w:szCs w:val="28"/>
-          <w:highlight w:val="none"/>
-        </w:rPr>
-        <w:t>供应商应按供应商须知的要求附相关证明材料</w:t>
-      </w:r>
-    </w:p>
-    <w:p>
-      <w:pPr>
         <w:pStyle w:val="19"/>
-        <w:rPr>
-          <w:rFonts w:ascii="仿宋_GB2312" w:hAnsi="宋体" w:eastAsia="仿宋_GB2312"/>
-          <w:sz w:val="28"/>
-          <w:szCs w:val="28"/>
-          <w:highlight w:val="none"/>
-        </w:rPr>
-      </w:pPr>
-    </w:p>
-    <w:p>
-      <w:pPr>
-        <w:pStyle w:val="19"/>
-        <w:rPr>
-          <w:rFonts w:ascii="仿宋_GB2312" w:hAnsi="宋体" w:eastAsia="仿宋_GB2312"/>
-          <w:sz w:val="28"/>
-          <w:szCs w:val="28"/>
-          <w:highlight w:val="none"/>
-        </w:rPr>
-      </w:pPr>
-    </w:p>
-    <w:p>
-      <w:pPr>
-        <w:pStyle w:val="19"/>
-        <w:rPr>
-          <w:rFonts w:ascii="仿宋_GB2312" w:hAnsi="宋体" w:eastAsia="仿宋_GB2312"/>
-          <w:sz w:val="28"/>
-          <w:szCs w:val="28"/>
-          <w:highlight w:val="none"/>
-        </w:rPr>
-      </w:pPr>
-    </w:p>
-    <w:p>
-      <w:pPr>
-        <w:pStyle w:val="19"/>
-        <w:rPr>
-          <w:rFonts w:ascii="仿宋_GB2312" w:hAnsi="宋体" w:eastAsia="仿宋_GB2312"/>
-          <w:sz w:val="28"/>
-          <w:szCs w:val="28"/>
-          <w:highlight w:val="none"/>
-        </w:rPr>
-      </w:pPr>
-    </w:p>
-    <w:p>
-      <w:pPr>
-        <w:pStyle w:val="19"/>
-        <w:rPr>
-          <w:rFonts w:ascii="仿宋_GB2312" w:hAnsi="宋体" w:eastAsia="仿宋_GB2312"/>
-          <w:sz w:val="28"/>
-          <w:szCs w:val="28"/>
-          <w:highlight w:val="none"/>
-        </w:rPr>
-      </w:pPr>
-    </w:p>
-    <w:p>
-      <w:pPr>
-        <w:pStyle w:val="19"/>
-        <w:rPr>
-          <w:rFonts w:ascii="仿宋_GB2312" w:hAnsi="宋体" w:eastAsia="仿宋_GB2312"/>
-          <w:sz w:val="28"/>
-          <w:szCs w:val="28"/>
-          <w:highlight w:val="none"/>
-        </w:rPr>
-      </w:pPr>
-    </w:p>
-    <w:p>
-      <w:pPr>
-        <w:pStyle w:val="19"/>
-        <w:rPr>
-          <w:rFonts w:ascii="仿宋_GB2312" w:hAnsi="宋体" w:eastAsia="仿宋_GB2312"/>
-          <w:sz w:val="28"/>
-          <w:szCs w:val="28"/>
-          <w:highlight w:val="none"/>
-        </w:rPr>
-      </w:pPr>
-    </w:p>
-    <w:p>
-      <w:pPr>
-        <w:pStyle w:val="19"/>
-        <w:rPr>
-          <w:rFonts w:ascii="仿宋_GB2312" w:hAnsi="宋体" w:eastAsia="仿宋_GB2312"/>
-          <w:sz w:val="28"/>
-          <w:szCs w:val="28"/>
-          <w:highlight w:val="none"/>
-        </w:rPr>
-      </w:pPr>
-    </w:p>
-    <w:p>
-      <w:pPr>
-        <w:pStyle w:val="19"/>
-        <w:rPr>
-          <w:rFonts w:ascii="仿宋_GB2312" w:hAnsi="宋体" w:eastAsia="仿宋_GB2312"/>
-          <w:sz w:val="28"/>
-          <w:szCs w:val="28"/>
-          <w:highlight w:val="none"/>
-        </w:rPr>
-      </w:pPr>
-    </w:p>
-    <w:p>
-      <w:pPr>
-        <w:pStyle w:val="19"/>
-        <w:rPr>
-          <w:rFonts w:ascii="仿宋_GB2312" w:hAnsi="宋体" w:eastAsia="仿宋_GB2312"/>
-          <w:sz w:val="28"/>
-          <w:szCs w:val="28"/>
-          <w:highlight w:val="none"/>
-        </w:rPr>
-      </w:pPr>
-    </w:p>
-    <w:p>
-      <w:pPr>
-        <w:pStyle w:val="19"/>
-        <w:rPr>
-          <w:rFonts w:ascii="仿宋_GB2312" w:hAnsi="宋体" w:eastAsia="仿宋_GB2312"/>
-          <w:sz w:val="28"/>
-          <w:szCs w:val="28"/>
-          <w:highlight w:val="none"/>
-        </w:rPr>
-      </w:pPr>
-    </w:p>
-    <w:p>
-      <w:pPr>
-        <w:pStyle w:val="19"/>
-        <w:rPr>
-          <w:rFonts w:ascii="仿宋_GB2312" w:hAnsi="宋体" w:eastAsia="仿宋_GB2312"/>
-          <w:sz w:val="28"/>
-          <w:szCs w:val="28"/>
-          <w:highlight w:val="none"/>
-        </w:rPr>
-      </w:pPr>
-    </w:p>
-    <w:p>
-      <w:pPr>
-        <w:pStyle w:val="19"/>
-        <w:rPr>
-          <w:rFonts w:ascii="仿宋_GB2312" w:hAnsi="宋体" w:eastAsia="仿宋_GB2312"/>
-          <w:sz w:val="28"/>
-          <w:szCs w:val="28"/>
-          <w:highlight w:val="none"/>
-        </w:rPr>
-      </w:pPr>
-    </w:p>
-    <w:p>
-      <w:pPr>
-        <w:pStyle w:val="19"/>
-        <w:rPr>
-          <w:rFonts w:ascii="仿宋_GB2312" w:hAnsi="宋体" w:eastAsia="仿宋_GB2312"/>
-          <w:sz w:val="28"/>
-          <w:szCs w:val="28"/>
-          <w:highlight w:val="none"/>
-        </w:rPr>
-      </w:pPr>
-    </w:p>
-    <w:p>
-      <w:pPr>
-        <w:pStyle w:val="19"/>
-        <w:rPr>
-          <w:rFonts w:ascii="仿宋_GB2312" w:hAnsi="宋体" w:eastAsia="仿宋_GB2312"/>
-          <w:sz w:val="28"/>
-          <w:szCs w:val="28"/>
-          <w:highlight w:val="none"/>
-        </w:rPr>
-      </w:pPr>
-    </w:p>
-    <w:p>
-      <w:pPr>
-        <w:pStyle w:val="19"/>
-        <w:rPr>
-          <w:rFonts w:ascii="仿宋_GB2312" w:hAnsi="宋体" w:eastAsia="仿宋_GB2312"/>
-          <w:sz w:val="28"/>
-          <w:szCs w:val="28"/>
-          <w:highlight w:val="none"/>
-        </w:rPr>
-      </w:pPr>
-    </w:p>
-    <w:p>
-      <w:pPr>
-        <w:pStyle w:val="19"/>
-        <w:rPr>
-          <w:rFonts w:ascii="仿宋_GB2312" w:hAnsi="宋体" w:eastAsia="仿宋_GB2312"/>
-          <w:sz w:val="28"/>
-          <w:szCs w:val="28"/>
-          <w:highlight w:val="none"/>
-        </w:rPr>
-      </w:pPr>
-      <w:bookmarkStart w:id="74" w:name="_GoBack"/>
-      <w:bookmarkEnd w:id="74"/>
-    </w:p>
-    <w:p>
-      <w:pPr>
-        <w:pStyle w:val="19"/>
-        <w:rPr>
-          <w:rFonts w:ascii="仿宋_GB2312" w:hAnsi="宋体" w:eastAsia="仿宋_GB2312"/>
-          <w:sz w:val="28"/>
-          <w:szCs w:val="28"/>
-          <w:highlight w:val="none"/>
-        </w:rPr>
-      </w:pPr>
-    </w:p>
-    <w:p>
-      <w:pPr>
-        <w:pStyle w:val="19"/>
-        <w:rPr>
-          <w:rFonts w:ascii="仿宋_GB2312" w:hAnsi="宋体" w:eastAsia="仿宋_GB2312"/>
-          <w:sz w:val="28"/>
-          <w:szCs w:val="28"/>
-          <w:highlight w:val="none"/>
-        </w:rPr>
-      </w:pPr>
-    </w:p>
-    <w:p>
-      <w:pPr>
-        <w:pStyle w:val="19"/>
+        <w:keepNext w:val="0"/>
+        <w:keepLines w:val="0"/>
+        <w:pageBreakBefore/>
+        <w:widowControl w:val="0"/>
+        <w:kinsoku/>
+        <w:wordWrap/>
+        <w:overflowPunct/>
+        <w:topLinePunct w:val="0"/>
+        <w:autoSpaceDE/>
+        <w:autoSpaceDN/>
+        <w:bidi w:val="0"/>
+        <w:adjustRightInd/>
+        <w:snapToGrid/>
+        <w:textAlignment w:val="auto"/>
         <w:rPr>
           <w:rFonts w:hint="eastAsia" w:ascii="仿宋_GB2312" w:hAnsi="宋体" w:eastAsia="宋体"/>
           <w:color w:val="auto"/>
@@ -39754,97 +38307,30 @@
     <w:p>
       <w:pPr>
         <w:pStyle w:val="4"/>
-        <w:rPr>
-          <w:rFonts w:hint="eastAsia"/>
+        <w:keepNext w:val="0"/>
+        <w:keepLines w:val="0"/>
+        <w:pageBreakBefore/>
+        <w:widowControl w:val="0"/>
+        <w:kinsoku/>
+        <w:wordWrap/>
+        <w:overflowPunct/>
+        <w:topLinePunct w:val="0"/>
+        <w:autoSpaceDE/>
+        <w:autoSpaceDN/>
+        <w:bidi w:val="0"/>
+        <w:adjustRightInd/>
+        <w:snapToGrid/>
+        <w:spacing w:line="416" w:lineRule="auto"/>
+        <w:textAlignment w:val="auto"/>
+        <w:outlineLvl w:val="1"/>
+        <w:rPr>
+          <w:rFonts w:ascii="宋体" w:hAnsi="宋体"/>
+          <w:sz w:val="28"/>
+          <w:szCs w:val="28"/>
+          <w:highlight w:val="none"/>
         </w:rPr>
       </w:pPr>
-    </w:p>
-    <w:p>
-      <w:pPr>
-        <w:rPr>
-          <w:rFonts w:hint="eastAsia"/>
-        </w:rPr>
-      </w:pPr>
-    </w:p>
-    <w:p>
-      <w:pPr>
-        <w:pStyle w:val="19"/>
-        <w:rPr>
-          <w:rFonts w:hint="eastAsia"/>
-        </w:rPr>
-      </w:pPr>
-    </w:p>
-    <w:p>
-      <w:pPr>
-        <w:pStyle w:val="19"/>
-        <w:rPr>
-          <w:rFonts w:hint="eastAsia"/>
-        </w:rPr>
-      </w:pPr>
-    </w:p>
-    <w:p>
-      <w:pPr>
-        <w:pStyle w:val="19"/>
-        <w:rPr>
-          <w:rFonts w:hint="eastAsia"/>
-        </w:rPr>
-      </w:pPr>
-    </w:p>
-    <w:p>
-      <w:pPr>
-        <w:pStyle w:val="19"/>
-        <w:rPr>
-          <w:rFonts w:hint="eastAsia"/>
-        </w:rPr>
-      </w:pPr>
-    </w:p>
-    <w:p>
-      <w:pPr>
-        <w:pStyle w:val="19"/>
-        <w:rPr>
-          <w:rFonts w:hint="eastAsia"/>
-        </w:rPr>
-      </w:pPr>
-    </w:p>
-    <w:p>
-      <w:pPr>
-        <w:pStyle w:val="19"/>
-        <w:rPr>
-          <w:rFonts w:hint="eastAsia"/>
-        </w:rPr>
-      </w:pPr>
-    </w:p>
-    <w:p>
-      <w:pPr>
-        <w:pStyle w:val="19"/>
-        <w:rPr>
-          <w:rFonts w:hint="eastAsia"/>
-        </w:rPr>
-      </w:pPr>
-    </w:p>
-    <w:p>
-      <w:pPr>
-        <w:rPr>
-          <w:highlight w:val="none"/>
-        </w:rPr>
-      </w:pPr>
-      <w:bookmarkStart w:id="71" w:name="_Toc87616402"/>
-      <w:bookmarkStart w:id="72" w:name="_Toc88209965"/>
-    </w:p>
-    <w:bookmarkEnd w:id="71"/>
-    <w:bookmarkEnd w:id="72"/>
-    <w:p>
-      <w:pPr>
-        <w:pStyle w:val="4"/>
-        <w:outlineLvl w:val="1"/>
-        <w:rPr>
-          <w:rFonts w:ascii="宋体" w:hAnsi="宋体"/>
-          <w:sz w:val="28"/>
-          <w:szCs w:val="28"/>
-          <w:highlight w:val="none"/>
-        </w:rPr>
-      </w:pPr>
-      <w:bookmarkStart w:id="73" w:name="_Toc30866"/>
+      <w:bookmarkStart w:id="70" w:name="_Toc30866"/>
       <w:r>
         <w:rPr>
           <w:rFonts w:hint="eastAsia" w:ascii="宋体" w:hAnsi="宋体"/>
@@ -39864,7 +38350,7 @@
         </w:rPr>
         <w:t>.其他资料</w:t>
       </w:r>
-      <w:bookmarkEnd w:id="73"/>
+      <w:bookmarkEnd w:id="70"/>
     </w:p>
     <w:p>
       <w:pPr>
@@ -40030,146 +38516,15 @@
     </w:p>
     <w:p>
       <w:pPr>
-        <w:pStyle w:val="14"/>
-        <w:rPr>
+        <w:rPr>
+          <w:rFonts w:hint="eastAsia" w:ascii="仿宋" w:hAnsi="仿宋" w:eastAsia="仿宋"/>
+          <w:spacing w:val="20"/>
+          <w:sz w:val="28"/>
           <w:highlight w:val="none"/>
         </w:rPr>
       </w:pPr>
-    </w:p>
-    <w:p>
-      <w:pPr>
-        <w:pStyle w:val="14"/>
-        <w:rPr>
-          <w:highlight w:val="none"/>
-        </w:rPr>
-      </w:pPr>
-    </w:p>
-    <w:p>
-      <w:pPr>
-        <w:pStyle w:val="14"/>
-        <w:rPr>
-          <w:highlight w:val="none"/>
-        </w:rPr>
-      </w:pPr>
-    </w:p>
-    <w:p>
-      <w:pPr>
-        <w:pStyle w:val="59"/>
-        <w:rPr>
-          <w:highlight w:val="none"/>
-        </w:rPr>
-      </w:pPr>
-    </w:p>
-    <w:p>
-      <w:pPr>
-        <w:rPr>
-          <w:highlight w:val="none"/>
-        </w:rPr>
-      </w:pPr>
-    </w:p>
-    <w:p>
-      <w:pPr>
-        <w:pStyle w:val="4"/>
-        <w:rPr>
-          <w:highlight w:val="none"/>
-        </w:rPr>
-      </w:pPr>
-    </w:p>
-    <w:p>
-      <w:pPr>
-        <w:rPr>
-          <w:highlight w:val="none"/>
-        </w:rPr>
-      </w:pPr>
-    </w:p>
-    <w:p>
-      <w:pPr>
-        <w:pStyle w:val="4"/>
-        <w:rPr>
-          <w:highlight w:val="none"/>
-        </w:rPr>
-      </w:pPr>
-    </w:p>
-    <w:p>
-      <w:pPr>
-        <w:rPr>
-          <w:highlight w:val="none"/>
-        </w:rPr>
-      </w:pPr>
-    </w:p>
-    <w:p>
-      <w:pPr>
-        <w:pStyle w:val="4"/>
-        <w:rPr>
-          <w:highlight w:val="none"/>
-        </w:rPr>
-      </w:pPr>
-    </w:p>
-    <w:p>
-      <w:pPr>
-        <w:rPr>
-          <w:highlight w:val="none"/>
-        </w:rPr>
-      </w:pPr>
-    </w:p>
-    <w:p>
-      <w:pPr>
-        <w:pStyle w:val="4"/>
-        <w:rPr>
-          <w:highlight w:val="none"/>
-        </w:rPr>
-      </w:pPr>
-    </w:p>
-    <w:p/>
-    <w:p>
-      <w:pPr>
-        <w:pStyle w:val="14"/>
-        <w:rPr>
-          <w:rFonts w:hint="eastAsia"/>
-          <w:highlight w:val="none"/>
-        </w:rPr>
-      </w:pPr>
-    </w:p>
-    <w:p>
-      <w:pPr>
-        <w:rPr>
-          <w:rFonts w:hint="eastAsia"/>
-          <w:highlight w:val="none"/>
-        </w:rPr>
-      </w:pPr>
-    </w:p>
-    <w:p>
-      <w:pPr>
-        <w:rPr>
-          <w:rFonts w:hint="eastAsia"/>
-          <w:highlight w:val="none"/>
-        </w:rPr>
-      </w:pPr>
-    </w:p>
-    <w:p>
-      <w:pPr>
-        <w:rPr>
-          <w:rFonts w:hint="eastAsia"/>
-          <w:highlight w:val="none"/>
-        </w:rPr>
-      </w:pPr>
-    </w:p>
-    <w:p>
-      <w:pPr>
-        <w:rPr>
-          <w:rFonts w:hint="eastAsia"/>
-          <w:highlight w:val="none"/>
-        </w:rPr>
-      </w:pPr>
-    </w:p>
-    <w:p>
-      <w:pPr>
-        <w:pStyle w:val="14"/>
-        <w:rPr>
-          <w:rFonts w:hint="eastAsia"/>
-          <w:highlight w:val="none"/>
-        </w:rPr>
-      </w:pPr>
+      <w:bookmarkStart w:id="71" w:name="_GoBack"/>
+      <w:bookmarkEnd w:id="71"/>
     </w:p>
     <w:sectPr>
       <w:footerReference r:id="rId6" w:type="first"/>
@@ -40385,21 +38740,6 @@
     </w:lvl>
   </w:abstractNum>
   <w:abstractNum w:abstractNumId="1">
-    <w:nsid w:val="1BA27DBA"/>
-    <w:multiLevelType w:val="singleLevel"/>
-    <w:tmpl w:val="1BA27DBA"/>
-    <w:lvl w:ilvl="0" w:tentative="0">
-      <w:start w:val="6"/>
-      <w:numFmt w:val="chineseCounting"/>
-      <w:suff w:val="space"/>
-      <w:lvlText w:val="第%1章"/>
-      <w:lvlJc w:val="left"/>
-      <w:rPr>
-        <w:rFonts w:hint="eastAsia"/>
-      </w:rPr>
-    </w:lvl>
-  </w:abstractNum>
-  <w:abstractNum w:abstractNumId="2">
     <w:nsid w:val="259905B5"/>
     <w:multiLevelType w:val="multilevel"/>
     <w:tmpl w:val="259905B5"/>
@@ -40551,13 +38891,10 @@
     </w:lvl>
   </w:abstractNum>
   <w:num w:numId="1">
-    <w:abstractNumId w:val="2"/>
+    <w:abstractNumId w:val="1"/>
   </w:num>
   <w:num w:numId="2">
     <w:abstractNumId w:val="0"/>
-  </w:num>
-  <w:num w:numId="3">
-    <w:abstractNumId w:val="1"/>
   </w:num>
 </w:numbering>
 </file>
